--- a/Documentation_Utilisation_AfricaWineFood.docx
+++ b/Documentation_Utilisation_AfricaWineFood.docx
@@ -319,7 +319,7 @@
                 <w:sz w:val="20"/>
                 <w:szCs w:val="20"/>
               </w:rPr>
-              <w:t xml:space="preserve">Date</w:t>
+              <w:t xml:space="preserve">Version</w:t>
             </w:r>
           </w:p>
         </w:tc>
@@ -348,7 +348,7 @@
                 <w:sz w:val="20"/>
                 <w:szCs w:val="20"/>
               </w:rPr>
-              <w:t xml:space="preserve">13 mai 2026</w:t>
+              <w:t xml:space="preserve">2.0 — 15 mai 2026</w:t>
             </w:r>
           </w:p>
         </w:tc>
@@ -523,7 +523,7 @@
                 <w:sz w:val="20"/>
                 <w:szCs w:val="20"/>
               </w:rPr>
-              <w:t xml:space="preserve">Consulter votre site, tester les formulaires, telechargement du catalogue, partager les pages sur les reseaux sociaux, signaler un probleme.</w:t>
+              <w:t xml:space="preserve">Consulter votre site, tester les formulaires, telecharger le catalogue, partager les pages, consulter l'historique des commandes, signaler un probleme.</w:t>
             </w:r>
           </w:p>
         </w:tc>
@@ -597,7 +597,7 @@
                 <w:sz w:val="20"/>
                 <w:szCs w:val="20"/>
               </w:rPr>
-              <w:t xml:space="preserve">Modifier les textes, changer des photos, ajouter des produits au catalogue, mettre a jour les prix, modifier la mise en page.</w:t>
+              <w:t xml:space="preserve">Modifier les textes, changer des photos, ajouter des produits, mettre a jour les prix, ajouter des pages, modifier la mise en page, changer le mot de passe admin.</w:t>
             </w:r>
           </w:p>
         </w:tc>
@@ -790,7 +790,7 @@
                 <w:sz w:val="20"/>
                 <w:szCs w:val="20"/>
               </w:rPr>
-              <w:t xml:space="preserve">Ajoutez cette adresse dans les "Favoris" de votre navigateur pour y acceder rapidement. Sur smartphone, vous pouvez aussi creer un raccourci sur votre ecran d'accueil.</w:t>
+              <w:t xml:space="preserve">Ajoutez cette adresse dans les 'Favoris' de votre navigateur. Sur smartphone, creez un raccourci sur votre ecran d'accueil pour acceder au site en un seul tap.</w:t>
             </w:r>
           </w:p>
         </w:tc>
@@ -1258,7 +1258,7 @@
                 <w:sz w:val="20"/>
                 <w:szCs w:val="20"/>
               </w:rPr>
-              <w:t xml:space="preserve">iPhone, Mac</w:t>
+              <w:t xml:space="preserve">iPhone, iPad, Mac</w:t>
             </w:r>
           </w:p>
         </w:tc>
@@ -1287,7 +1287,7 @@
                 <w:sz w:val="20"/>
                 <w:szCs w:val="20"/>
               </w:rPr>
-              <w:t xml:space="preserve">Oui</w:t>
+              <w:t xml:space="preserve">Oui — optimise iOS</w:t>
             </w:r>
           </w:p>
         </w:tc>
@@ -1377,6 +1377,80 @@
                 <w:szCs w:val="20"/>
               </w:rPr>
               <w:t xml:space="preserve">Acceptable</w:t>
+            </w:r>
+          </w:p>
+        </w:tc>
+      </w:tr>
+    </w:tbl>
+    <w:p>
+      <w:pPr>
+        <w:spacing w:after="100" w:before="0"/>
+      </w:pPr>
+      <w:r>
+        <w:t xml:space="preserve"/>
+      </w:r>
+    </w:p>
+    <w:tbl>
+      <w:tblPr>
+        <w:tblW w:type="dxa" w:w="9026"/>
+        <w:tblBorders>
+          <w:top w:val="single" w:color="auto" w:sz="4"/>
+          <w:left w:val="single" w:color="auto" w:sz="4"/>
+          <w:bottom w:val="single" w:color="auto" w:sz="4"/>
+          <w:right w:val="single" w:color="auto" w:sz="4"/>
+          <w:insideH w:val="single" w:color="auto" w:sz="4"/>
+          <w:insideV w:val="single" w:color="auto" w:sz="4"/>
+        </w:tblBorders>
+      </w:tblPr>
+      <w:tblGrid>
+        <w:gridCol w:w="9026"/>
+      </w:tblGrid>
+      <w:tr>
+        <w:tc>
+          <w:tcPr>
+            <w:tcW w:type="dxa" w:w="9026"/>
+            <w:tcBorders>
+              <w:top w:val="single" w:color="1565C0" w:sz="1"/>
+              <w:left w:val="single" w:color="1565C0" w:sz="14"/>
+              <w:bottom w:val="single" w:color="1565C0" w:sz="1"/>
+              <w:right w:val="single" w:color="E3F2FD" w:sz="1"/>
+            </w:tcBorders>
+            <w:shd w:fill="E3F2FD" w:val="clear"/>
+            <w:tcMar>
+              <w:top w:type="dxa" w:w="120"/>
+              <w:left w:type="dxa" w:w="220"/>
+              <w:bottom w:type="dxa" w:w="120"/>
+              <w:right w:type="dxa" w:w="220"/>
+            </w:tcMar>
+          </w:tcPr>
+          <w:p>
+            <w:pPr>
+              <w:spacing w:after="60" w:before="0"/>
+            </w:pPr>
+            <w:r>
+              <w:rPr>
+                <w:rFonts w:ascii="Arial" w:cs="Arial" w:eastAsia="Arial" w:hAnsi="Arial"/>
+                <w:b/>
+                <w:bCs/>
+                <w:color w:val="1565C0"/>
+                <w:sz w:val="21"/>
+                <w:szCs w:val="21"/>
+              </w:rPr>
+              <w:t xml:space="preserve">📱  Compatible tous ecrans</w:t>
+            </w:r>
+          </w:p>
+          <w:p>
+            <w:pPr>
+              <w:spacing w:after="0" w:before="0"/>
+            </w:pPr>
+            <w:r>
+              <w:rPr>
+                <w:rFonts w:ascii="Arial" w:cs="Arial" w:eastAsia="Arial" w:hAnsi="Arial"/>
+                <w:color w:val="1A1A1A"/>
+                <w:sz w:val="20"/>
+                <w:szCs w:val="20"/>
+              </w:rPr>
+              <w:t xml:space="preserve">Votre site est optimise pour tous les appareils : smartphones 360px, tablettes, ordinateurs portables et grands ecrans. Le texte et les boutons sont suffisamment grands pour etre utilises facilement au doigt.</w:t>
             </w:r>
           </w:p>
         </w:tc>
@@ -1421,7 +1495,7 @@
           <w:sz w:val="21"/>
           <w:szCs w:val="21"/>
         </w:rPr>
-        <w:t xml:space="preserve">Votre site est compose de 6 pages. Voici ce que contient chacune d'elles :</w:t>
+        <w:t xml:space="preserve">Votre site comprend 16 pages au total. Voici les pages principales accessibles depuis le menu :</w:t>
       </w:r>
     </w:p>
     <w:p>
@@ -1446,8 +1520,8 @@
       </w:tblPr>
       <w:tblGrid>
         <w:gridCol w:w="1900"/>
-        <w:gridCol w:w="3400"/>
-        <w:gridCol w:w="3726"/>
+        <w:gridCol w:w="3500"/>
+        <w:gridCol w:w="3626"/>
       </w:tblGrid>
       <w:tr>
         <w:trPr>
@@ -1486,7 +1560,7 @@
         </w:tc>
         <w:tc>
           <w:tcPr>
-            <w:tcW w:type="dxa" w:w="3400"/>
+            <w:tcW w:type="dxa" w:w="3500"/>
             <w:tcBorders>
               <w:top w:val="single" w:color="4D0F1C" w:sz="1"/>
               <w:left w:val="single" w:color="4D0F1C" w:sz="1"/>
@@ -1517,7 +1591,7 @@
         </w:tc>
         <w:tc>
           <w:tcPr>
-            <w:tcW w:type="dxa" w:w="3726"/>
+            <w:tcW w:type="dxa" w:w="3626"/>
             <w:tcBorders>
               <w:top w:val="single" w:color="4D0F1C" w:sz="1"/>
               <w:left w:val="single" w:color="4D0F1C" w:sz="1"/>
@@ -1579,7 +1653,7 @@
         </w:tc>
         <w:tc>
           <w:tcPr>
-            <w:tcW w:type="dxa" w:w="3400"/>
+            <w:tcW w:type="dxa" w:w="3500"/>
             <w:tcBorders>
               <w:top w:val="single" w:color="DDDDDD" w:sz="1"/>
               <w:left w:val="single" w:color="DDDDDD" w:sz="1"/>
@@ -1602,13 +1676,13 @@
                 <w:sz w:val="20"/>
                 <w:szCs w:val="20"/>
               </w:rPr>
-              <w:t xml:space="preserve">Hero, univers produits, chiffres cles, blog</w:t>
-            </w:r>
-          </w:p>
-        </w:tc>
-        <w:tc>
-          <w:tcPr>
-            <w:tcW w:type="dxa" w:w="3726"/>
+              <w:t xml:space="preserve">Hero, univers produits, chiffres cles, temoignages, blog</w:t>
+            </w:r>
+          </w:p>
+        </w:tc>
+        <w:tc>
+          <w:tcPr>
+            <w:tcW w:type="dxa" w:w="3626"/>
             <w:tcBorders>
               <w:top w:val="single" w:color="DDDDDD" w:sz="1"/>
               <w:left w:val="single" w:color="DDDDDD" w:sz="1"/>
@@ -1668,7 +1742,7 @@
         </w:tc>
         <w:tc>
           <w:tcPr>
-            <w:tcW w:type="dxa" w:w="3400"/>
+            <w:tcW w:type="dxa" w:w="3500"/>
             <w:tcBorders>
               <w:top w:val="single" w:color="DDDDDD" w:sz="1"/>
               <w:left w:val="single" w:color="DDDDDD" w:sz="1"/>
@@ -1697,7 +1771,7 @@
         </w:tc>
         <w:tc>
           <w:tcPr>
-            <w:tcW w:type="dxa" w:w="3726"/>
+            <w:tcW w:type="dxa" w:w="3626"/>
             <w:tcBorders>
               <w:top w:val="single" w:color="DDDDDD" w:sz="1"/>
               <w:left w:val="single" w:color="DDDDDD" w:sz="1"/>
@@ -1757,7 +1831,7 @@
         </w:tc>
         <w:tc>
           <w:tcPr>
-            <w:tcW w:type="dxa" w:w="3400"/>
+            <w:tcW w:type="dxa" w:w="3500"/>
             <w:tcBorders>
               <w:top w:val="single" w:color="DDDDDD" w:sz="1"/>
               <w:left w:val="single" w:color="DDDDDD" w:sz="1"/>
@@ -1780,13 +1854,13 @@
                 <w:sz w:val="20"/>
                 <w:szCs w:val="20"/>
               </w:rPr>
-              <w:t xml:space="preserve">Histoire, valeurs, equipe</w:t>
-            </w:r>
-          </w:p>
-        </w:tc>
-        <w:tc>
-          <w:tcPr>
-            <w:tcW w:type="dxa" w:w="3726"/>
+              <w:t xml:space="preserve">Histoire, valeurs, mission, equipe</w:t>
+            </w:r>
+          </w:p>
+        </w:tc>
+        <w:tc>
+          <w:tcPr>
+            <w:tcW w:type="dxa" w:w="3626"/>
             <w:tcBorders>
               <w:top w:val="single" w:color="DDDDDD" w:sz="1"/>
               <w:left w:val="single" w:color="DDDDDD" w:sz="1"/>
@@ -1846,7 +1920,7 @@
         </w:tc>
         <w:tc>
           <w:tcPr>
-            <w:tcW w:type="dxa" w:w="3400"/>
+            <w:tcW w:type="dxa" w:w="3500"/>
             <w:tcBorders>
               <w:top w:val="single" w:color="DDDDDD" w:sz="1"/>
               <w:left w:val="single" w:color="DDDDDD" w:sz="1"/>
@@ -1875,7 +1949,7 @@
         </w:tc>
         <w:tc>
           <w:tcPr>
-            <w:tcW w:type="dxa" w:w="3726"/>
+            <w:tcW w:type="dxa" w:w="3626"/>
             <w:tcBorders>
               <w:top w:val="single" w:color="DDDDDD" w:sz="1"/>
               <w:left w:val="single" w:color="DDDDDD" w:sz="1"/>
@@ -1898,7 +1972,7 @@
                 <w:sz w:val="20"/>
                 <w:szCs w:val="20"/>
               </w:rPr>
-              <w:t xml:space="preserve">Fidéliser, SEO, expertise</w:t>
+              <w:t xml:space="preserve">Fideliser, SEO, expertise</w:t>
             </w:r>
           </w:p>
         </w:tc>
@@ -1935,7 +2009,7 @@
         </w:tc>
         <w:tc>
           <w:tcPr>
-            <w:tcW w:type="dxa" w:w="3400"/>
+            <w:tcW w:type="dxa" w:w="3500"/>
             <w:tcBorders>
               <w:top w:val="single" w:color="DDDDDD" w:sz="1"/>
               <w:left w:val="single" w:color="DDDDDD" w:sz="1"/>
@@ -1958,13 +2032,13 @@
                 <w:sz w:val="20"/>
                 <w:szCs w:val="20"/>
               </w:rPr>
-              <w:t xml:space="preserve">Formulaire + coordonnees</w:t>
-            </w:r>
-          </w:p>
-        </w:tc>
-        <w:tc>
-          <w:tcPr>
-            <w:tcW w:type="dxa" w:w="3726"/>
+              <w:t xml:space="preserve">Formulaire + coordonnees + carte</w:t>
+            </w:r>
+          </w:p>
+        </w:tc>
+        <w:tc>
+          <w:tcPr>
+            <w:tcW w:type="dxa" w:w="3626"/>
             <w:tcBorders>
               <w:top w:val="single" w:color="DDDDDD" w:sz="1"/>
               <w:left w:val="single" w:color="DDDDDD" w:sz="1"/>
@@ -2024,7 +2098,7 @@
         </w:tc>
         <w:tc>
           <w:tcPr>
-            <w:tcW w:type="dxa" w:w="3400"/>
+            <w:tcW w:type="dxa" w:w="3500"/>
             <w:tcBorders>
               <w:top w:val="single" w:color="DDDDDD" w:sz="1"/>
               <w:left w:val="single" w:color="DDDDDD" w:sz="1"/>
@@ -2047,13 +2121,13 @@
                 <w:sz w:val="20"/>
                 <w:szCs w:val="20"/>
               </w:rPr>
-              <w:t xml:space="preserve">Formulaire de commande</w:t>
-            </w:r>
-          </w:p>
-        </w:tc>
-        <w:tc>
-          <w:tcPr>
-            <w:tcW w:type="dxa" w:w="3726"/>
+              <w:t xml:space="preserve">Formulaire de commande multi-produits</w:t>
+            </w:r>
+          </w:p>
+        </w:tc>
+        <w:tc>
+          <w:tcPr>
+            <w:tcW w:type="dxa" w:w="3626"/>
             <w:tcBorders>
               <w:top w:val="single" w:color="DDDDDD" w:sz="1"/>
               <w:left w:val="single" w:color="DDDDDD" w:sz="1"/>
@@ -2076,7 +2150,7 @@
                 <w:sz w:val="20"/>
                 <w:szCs w:val="20"/>
               </w:rPr>
-              <w:t xml:space="preserve">Recevoir des commandes directement</w:t>
+              <w:t xml:space="preserve">Recevoir des commandes et generer un devis</w:t>
             </w:r>
           </w:p>
         </w:tc>
@@ -2118,7 +2192,7 @@
           <w:sz w:val="21"/>
           <w:szCs w:val="21"/>
         </w:rPr>
-        <w:t xml:space="preserve">Le menu en haut de chaque page vous permet de naviguer entre toutes les sections. Sur smartphone, un bouton "menu" (3 traits) s'affiche en haut a droite.</w:t>
+        <w:t xml:space="preserve">Le menu en haut de chaque page permet de naviguer entre toutes les sections. Sur smartphone, un bouton 'menu' (3 traits) s'affiche en haut a droite.</w:t>
       </w:r>
     </w:p>
     <w:p>
@@ -2225,7 +2299,7 @@
                 <w:sz w:val="20"/>
                 <w:szCs w:val="20"/>
               </w:rPr>
-              <w:t xml:space="preserve">Sur ordinateur : les liens sont visibles directement dans la barre de navigation en haut.</w:t>
+              <w:t xml:space="preserve">Sur ordinateur : les liens sont visibles directement dans la barre de navigation en haut de la page.</w:t>
             </w:r>
           </w:p>
         </w:tc>
@@ -2335,7 +2409,7 @@
                 <w:sz w:val="20"/>
                 <w:szCs w:val="20"/>
               </w:rPr>
-              <w:t xml:space="preserve">Appuyez sur les 3 traits en haut a droite pour ouvrir le menu deroulant. Appuyez sur n'importe quel lien pour naviguer.</w:t>
+              <w:t xml:space="preserve">Appuyez sur les 3 traits en haut a droite pour ouvrir le menu. Appuyez sur n'importe quel lien pour naviguer. Appuyez en dehors pour fermer.</w:t>
             </w:r>
           </w:p>
         </w:tc>
@@ -2445,7 +2519,7 @@
                 <w:sz w:val="20"/>
                 <w:szCs w:val="20"/>
               </w:rPr>
-              <w:t xml:space="preserve">Un bouton fleche vers le haut apparait en bas a droite de l'ecran quand vous descendez. Cliquez dessus pour revenir au sommet de la page.</w:t>
+              <w:t xml:space="preserve">Un bouton fleche apparait en bas a droite de l'ecran quand vous descendez. Cliquez dessus pour revenir au sommet.</w:t>
             </w:r>
           </w:p>
         </w:tc>
@@ -2707,12 +2781,133 @@
                 <w:sz w:val="20"/>
                 <w:szCs w:val="20"/>
               </w:rPr>
-              <w:t xml:space="preserve">Cliquez sur "FR" pour le francais ou "EN" pour l'anglais. Tout le contenu de la page bascule immediatement.</w:t>
+              <w:t xml:space="preserve">Cliquez sur "FR" pour le francais ou "EN" pour l'anglais. Tout le contenu bascule immediatement.</w:t>
             </w:r>
           </w:p>
         </w:tc>
       </w:tr>
     </w:tbl>
+    <w:p>
+      <w:pPr>
+        <w:spacing w:after="100" w:before="0"/>
+      </w:pPr>
+      <w:r>
+        <w:t xml:space="preserve"/>
+      </w:r>
+    </w:p>
+    <w:tbl>
+      <w:tblPr>
+        <w:tblW w:type="dxa" w:w="9026"/>
+        <w:tblBorders>
+          <w:top w:val="single" w:color="auto" w:sz="4"/>
+          <w:left w:val="single" w:color="auto" w:sz="4"/>
+          <w:bottom w:val="single" w:color="auto" w:sz="4"/>
+          <w:right w:val="single" w:color="auto" w:sz="4"/>
+          <w:insideH w:val="single" w:color="auto" w:sz="4"/>
+          <w:insideV w:val="single" w:color="auto" w:sz="4"/>
+        </w:tblBorders>
+      </w:tblPr>
+      <w:tblGrid>
+        <w:gridCol w:w="9026"/>
+      </w:tblGrid>
+      <w:tr>
+        <w:tc>
+          <w:tcPr>
+            <w:tcW w:type="dxa" w:w="9026"/>
+            <w:tcBorders>
+              <w:top w:val="single" w:color="1565C0" w:sz="1"/>
+              <w:left w:val="single" w:color="1565C0" w:sz="14"/>
+              <w:bottom w:val="single" w:color="1565C0" w:sz="1"/>
+              <w:right w:val="single" w:color="E3F2FD" w:sz="1"/>
+            </w:tcBorders>
+            <w:shd w:fill="E3F2FD" w:val="clear"/>
+            <w:tcMar>
+              <w:top w:type="dxa" w:w="120"/>
+              <w:left w:type="dxa" w:w="220"/>
+              <w:bottom w:type="dxa" w:w="120"/>
+              <w:right w:type="dxa" w:w="220"/>
+            </w:tcMar>
+          </w:tcPr>
+          <w:p>
+            <w:pPr>
+              <w:spacing w:after="60" w:before="0"/>
+            </w:pPr>
+            <w:r>
+              <w:rPr>
+                <w:rFonts w:ascii="Arial" w:cs="Arial" w:eastAsia="Arial" w:hAnsi="Arial"/>
+                <w:b/>
+                <w:bCs/>
+                <w:color w:val="1565C0"/>
+                <w:sz w:val="21"/>
+                <w:szCs w:val="21"/>
+              </w:rPr>
+              <w:t xml:space="preserve">💡  Bon a savoir</w:t>
+            </w:r>
+          </w:p>
+          <w:p>
+            <w:pPr>
+              <w:spacing w:after="0" w:before="0"/>
+            </w:pPr>
+            <w:r>
+              <w:rPr>
+                <w:rFonts w:ascii="Arial" w:cs="Arial" w:eastAsia="Arial" w:hAnsi="Arial"/>
+                <w:color w:val="1A1A1A"/>
+                <w:sz w:val="20"/>
+                <w:szCs w:val="20"/>
+              </w:rPr>
+              <w:t xml:space="preserve">La langue selectionnee reste active tant que vous naviguez sur le site. Si vous fermez et revenez, le site repart en Francais par defaut.</w:t>
+            </w:r>
+          </w:p>
+        </w:tc>
+      </w:tr>
+    </w:tbl>
+    <w:p>
+      <w:pPr>
+        <w:spacing w:after="200" w:before="0"/>
+      </w:pPr>
+      <w:r>
+        <w:t xml:space="preserve"/>
+      </w:r>
+    </w:p>
+    <w:p>
+      <w:r>
+        <w:br w:type="page"/>
+      </w:r>
+    </w:p>
+    <w:p>
+      <w:pPr>
+        <w:pStyle w:val="Heading1"/>
+        <w:pBdr>
+          <w:bottom w:val="single" w:color="C9A84C" w:sz="4" w:space="5"/>
+        </w:pBdr>
+        <w:spacing w:after="160" w:before="360"/>
+      </w:pPr>
+      <w:r>
+        <w:rPr>
+          <w:rFonts w:ascii="Arial" w:cs="Arial" w:eastAsia="Arial" w:hAnsi="Arial"/>
+          <w:b/>
+          <w:bCs/>
+          <w:color w:val="4D0F1C"/>
+          <w:sz w:val="30"/>
+          <w:szCs w:val="30"/>
+        </w:rPr>
+        <w:t xml:space="preserve">4. Convertisseur de devises</w:t>
+      </w:r>
+    </w:p>
+    <w:p>
+      <w:pPr>
+        <w:spacing w:after="100" w:before="60"/>
+      </w:pPr>
+      <w:r>
+        <w:rPr>
+          <w:rFonts w:ascii="Arial" w:cs="Arial" w:eastAsia="Arial" w:hAnsi="Arial"/>
+          <w:color w:val="1A1A1A"/>
+          <w:sz w:val="21"/>
+          <w:szCs w:val="21"/>
+        </w:rPr>
+        <w:t xml:space="preserve">Les prix sur votre site peuvent etre affiches en trois devises : Franc CFA (XOF), Euro (EUR) et Dollar americain (USD).</w:t>
+      </w:r>
+    </w:p>
     <w:p>
       <w:pPr>
         <w:spacing w:after="100" w:before="0"/>
@@ -2769,7 +2964,7 @@
                 <w:sz w:val="28"/>
                 <w:szCs w:val="28"/>
               </w:rPr>
-              <w:t xml:space="preserve">3</w:t>
+              <w:t xml:space="preserve">1</w:t>
             </w:r>
           </w:p>
         </w:tc>
@@ -2803,7 +2998,7 @@
                 <w:sz w:val="21"/>
                 <w:szCs w:val="21"/>
               </w:rPr>
-              <w:t xml:space="preserve">Verifier la traduction</w:t>
+              <w:t xml:space="preserve">Trouver le selecteur de devise</w:t>
             </w:r>
           </w:p>
           <w:p>
@@ -2817,133 +3012,12 @@
                 <w:sz w:val="20"/>
                 <w:szCs w:val="20"/>
               </w:rPr>
-              <w:t xml:space="preserve">Naviguez dans les differentes pages pour verifier que le contenu s'affiche bien dans la langue choisie.</w:t>
+              <w:t xml:space="preserve">Dans la barre de navigation, a cote du bouton de langue, un selecteur de devise est disponible.</w:t>
             </w:r>
           </w:p>
         </w:tc>
       </w:tr>
     </w:tbl>
-    <w:p>
-      <w:pPr>
-        <w:spacing w:after="100" w:before="0"/>
-      </w:pPr>
-      <w:r>
-        <w:t xml:space="preserve"/>
-      </w:r>
-    </w:p>
-    <w:tbl>
-      <w:tblPr>
-        <w:tblW w:type="dxa" w:w="9026"/>
-        <w:tblBorders>
-          <w:top w:val="single" w:color="auto" w:sz="4"/>
-          <w:left w:val="single" w:color="auto" w:sz="4"/>
-          <w:bottom w:val="single" w:color="auto" w:sz="4"/>
-          <w:right w:val="single" w:color="auto" w:sz="4"/>
-          <w:insideH w:val="single" w:color="auto" w:sz="4"/>
-          <w:insideV w:val="single" w:color="auto" w:sz="4"/>
-        </w:tblBorders>
-      </w:tblPr>
-      <w:tblGrid>
-        <w:gridCol w:w="9026"/>
-      </w:tblGrid>
-      <w:tr>
-        <w:tc>
-          <w:tcPr>
-            <w:tcW w:type="dxa" w:w="9026"/>
-            <w:tcBorders>
-              <w:top w:val="single" w:color="1565C0" w:sz="1"/>
-              <w:left w:val="single" w:color="1565C0" w:sz="14"/>
-              <w:bottom w:val="single" w:color="1565C0" w:sz="1"/>
-              <w:right w:val="single" w:color="E3F2FD" w:sz="1"/>
-            </w:tcBorders>
-            <w:shd w:fill="E3F2FD" w:val="clear"/>
-            <w:tcMar>
-              <w:top w:type="dxa" w:w="120"/>
-              <w:left w:type="dxa" w:w="220"/>
-              <w:bottom w:type="dxa" w:w="120"/>
-              <w:right w:type="dxa" w:w="220"/>
-            </w:tcMar>
-          </w:tcPr>
-          <w:p>
-            <w:pPr>
-              <w:spacing w:after="60" w:before="0"/>
-            </w:pPr>
-            <w:r>
-              <w:rPr>
-                <w:rFonts w:ascii="Arial" w:cs="Arial" w:eastAsia="Arial" w:hAnsi="Arial"/>
-                <w:b/>
-                <w:bCs/>
-                <w:color w:val="1565C0"/>
-                <w:sz w:val="21"/>
-                <w:szCs w:val="21"/>
-              </w:rPr>
-              <w:t xml:space="preserve">💡  Bon a savoir</w:t>
-            </w:r>
-          </w:p>
-          <w:p>
-            <w:pPr>
-              <w:spacing w:after="0" w:before="0"/>
-            </w:pPr>
-            <w:r>
-              <w:rPr>
-                <w:rFonts w:ascii="Arial" w:cs="Arial" w:eastAsia="Arial" w:hAnsi="Arial"/>
-                <w:color w:val="1A1A1A"/>
-                <w:sz w:val="20"/>
-                <w:szCs w:val="20"/>
-              </w:rPr>
-              <w:t xml:space="preserve">La langue selectionnee reste active tant que vous naviguez sur le site. Si vous fermez et revenez, le site repart en Francais par defaut.</w:t>
-            </w:r>
-          </w:p>
-        </w:tc>
-      </w:tr>
-    </w:tbl>
-    <w:p>
-      <w:pPr>
-        <w:spacing w:after="200" w:before="0"/>
-      </w:pPr>
-      <w:r>
-        <w:t xml:space="preserve"/>
-      </w:r>
-    </w:p>
-    <w:p>
-      <w:r>
-        <w:br w:type="page"/>
-      </w:r>
-    </w:p>
-    <w:p>
-      <w:pPr>
-        <w:pStyle w:val="Heading1"/>
-        <w:pBdr>
-          <w:bottom w:val="single" w:color="C9A84C" w:sz="4" w:space="5"/>
-        </w:pBdr>
-        <w:spacing w:after="160" w:before="360"/>
-      </w:pPr>
-      <w:r>
-        <w:rPr>
-          <w:rFonts w:ascii="Arial" w:cs="Arial" w:eastAsia="Arial" w:hAnsi="Arial"/>
-          <w:b/>
-          <w:bCs/>
-          <w:color w:val="4D0F1C"/>
-          <w:sz w:val="30"/>
-          <w:szCs w:val="30"/>
-        </w:rPr>
-        <w:t xml:space="preserve">4. Convertisseur de devises</w:t>
-      </w:r>
-    </w:p>
-    <w:p>
-      <w:pPr>
-        <w:spacing w:after="100" w:before="60"/>
-      </w:pPr>
-      <w:r>
-        <w:rPr>
-          <w:rFonts w:ascii="Arial" w:cs="Arial" w:eastAsia="Arial" w:hAnsi="Arial"/>
-          <w:color w:val="1A1A1A"/>
-          <w:sz w:val="21"/>
-          <w:szCs w:val="21"/>
-        </w:rPr>
-        <w:t xml:space="preserve">Les prix sur votre site peuvent etre affiches en trois devises differentes : Franc CFA (XOF), Euro (EUR) et Dollar americain (USD).</w:t>
-      </w:r>
-    </w:p>
     <w:p>
       <w:pPr>
         <w:spacing w:after="100" w:before="0"/>
@@ -3000,7 +3074,7 @@
                 <w:sz w:val="28"/>
                 <w:szCs w:val="28"/>
               </w:rPr>
-              <w:t xml:space="preserve">1</w:t>
+              <w:t xml:space="preserve">2</w:t>
             </w:r>
           </w:p>
         </w:tc>
@@ -3034,7 +3108,7 @@
                 <w:sz w:val="21"/>
                 <w:szCs w:val="21"/>
               </w:rPr>
-              <w:t xml:space="preserve">Trouver le selecteur de devise</w:t>
+              <w:t xml:space="preserve">Choisir la devise</w:t>
             </w:r>
           </w:p>
           <w:p>
@@ -3048,7 +3122,7 @@
                 <w:sz w:val="20"/>
                 <w:szCs w:val="20"/>
               </w:rPr>
-              <w:t xml:space="preserve">Dans la barre de navigation, a cote du bouton de langue, un selecteur de devise est disponible.</w:t>
+              <w:t xml:space="preserve">Cliquez sur "XOF", "EUR" ou "USD" selon la devise souhaitee.</w:t>
             </w:r>
           </w:p>
         </w:tc>
@@ -3110,7 +3184,7 @@
                 <w:sz w:val="28"/>
                 <w:szCs w:val="28"/>
               </w:rPr>
-              <w:t xml:space="preserve">2</w:t>
+              <w:t xml:space="preserve">3</w:t>
             </w:r>
           </w:p>
         </w:tc>
@@ -3144,7 +3218,7 @@
                 <w:sz w:val="21"/>
                 <w:szCs w:val="21"/>
               </w:rPr>
-              <w:t xml:space="preserve">Choisir la devise</w:t>
+              <w:t xml:space="preserve">Affichage automatique</w:t>
             </w:r>
           </w:p>
           <w:p>
@@ -3158,7 +3232,7 @@
                 <w:sz w:val="20"/>
                 <w:szCs w:val="20"/>
               </w:rPr>
-              <w:t xml:space="preserve">Cliquez sur "XOF", "EUR" ou "USD" selon la devise que vous souhaitez afficher.</w:t>
+              <w:t xml:space="preserve">Les prix sur toutes les pages s'actualisent immediatement dans la devise choisie.</w:t>
             </w:r>
           </w:p>
         </w:tc>
@@ -3170,6 +3244,139 @@
       </w:pPr>
       <w:r>
         <w:t xml:space="preserve"/>
+      </w:r>
+    </w:p>
+    <w:tbl>
+      <w:tblPr>
+        <w:tblW w:type="dxa" w:w="9026"/>
+        <w:tblBorders>
+          <w:top w:val="single" w:color="auto" w:sz="4"/>
+          <w:left w:val="single" w:color="auto" w:sz="4"/>
+          <w:bottom w:val="single" w:color="auto" w:sz="4"/>
+          <w:right w:val="single" w:color="auto" w:sz="4"/>
+          <w:insideH w:val="single" w:color="auto" w:sz="4"/>
+          <w:insideV w:val="single" w:color="auto" w:sz="4"/>
+        </w:tblBorders>
+      </w:tblPr>
+      <w:tblGrid>
+        <w:gridCol w:w="9026"/>
+      </w:tblGrid>
+      <w:tr>
+        <w:tc>
+          <w:tcPr>
+            <w:tcW w:type="dxa" w:w="9026"/>
+            <w:tcBorders>
+              <w:top w:val="single" w:color="E65100" w:sz="1"/>
+              <w:left w:val="single" w:color="E65100" w:sz="14"/>
+              <w:bottom w:val="single" w:color="E65100" w:sz="1"/>
+              <w:right w:val="single" w:color="FFF3E0" w:sz="1"/>
+            </w:tcBorders>
+            <w:shd w:fill="FFF3E0" w:val="clear"/>
+            <w:tcMar>
+              <w:top w:type="dxa" w:w="120"/>
+              <w:left w:type="dxa" w:w="220"/>
+              <w:bottom w:type="dxa" w:w="120"/>
+              <w:right w:type="dxa" w:w="220"/>
+            </w:tcMar>
+          </w:tcPr>
+          <w:p>
+            <w:pPr>
+              <w:spacing w:after="60" w:before="0"/>
+            </w:pPr>
+            <w:r>
+              <w:rPr>
+                <w:rFonts w:ascii="Arial" w:cs="Arial" w:eastAsia="Arial" w:hAnsi="Arial"/>
+                <w:b/>
+                <w:bCs/>
+                <w:color w:val="E65100"/>
+                <w:sz w:val="21"/>
+                <w:szCs w:val="21"/>
+              </w:rPr>
+              <w:t xml:space="preserve">⚠️  Important</w:t>
+            </w:r>
+          </w:p>
+          <w:p>
+            <w:pPr>
+              <w:spacing w:after="0" w:before="0"/>
+            </w:pPr>
+            <w:r>
+              <w:rPr>
+                <w:rFonts w:ascii="Arial" w:cs="Arial" w:eastAsia="Arial" w:hAnsi="Arial"/>
+                <w:color w:val="1A1A1A"/>
+                <w:sz w:val="20"/>
+                <w:szCs w:val="20"/>
+              </w:rPr>
+              <w:t xml:space="preserve">Les taux de conversion sont indicatifs. Pour des commandes reelles, les prix definitifs en FCFA sont ceux qui font foi. Pensez a le preciser a vos clients.</w:t>
+            </w:r>
+          </w:p>
+        </w:tc>
+      </w:tr>
+    </w:tbl>
+    <w:p>
+      <w:pPr>
+        <w:spacing w:after="200" w:before="0"/>
+      </w:pPr>
+      <w:r>
+        <w:t xml:space="preserve"/>
+      </w:r>
+    </w:p>
+    <w:p>
+      <w:pPr>
+        <w:pStyle w:val="Heading1"/>
+        <w:pBdr>
+          <w:bottom w:val="single" w:color="C9A84C" w:sz="4" w:space="5"/>
+        </w:pBdr>
+        <w:spacing w:after="160" w:before="360"/>
+      </w:pPr>
+      <w:r>
+        <w:rPr>
+          <w:rFonts w:ascii="Arial" w:cs="Arial" w:eastAsia="Arial" w:hAnsi="Arial"/>
+          <w:b/>
+          <w:bCs/>
+          <w:color w:val="4D0F1C"/>
+          <w:sz w:val="30"/>
+          <w:szCs w:val="30"/>
+        </w:rPr>
+        <w:t xml:space="preserve">5. Commandes et devis</w:t>
+      </w:r>
+    </w:p>
+    <w:p>
+      <w:pPr>
+        <w:spacing w:after="100" w:before="60"/>
+      </w:pPr>
+      <w:r>
+        <w:rPr>
+          <w:rFonts w:ascii="Arial" w:cs="Arial" w:eastAsia="Arial" w:hAnsi="Arial"/>
+          <w:color w:val="1A1A1A"/>
+          <w:sz w:val="21"/>
+          <w:szCs w:val="21"/>
+        </w:rPr>
+        <w:t xml:space="preserve">Votre site permet aux clients de passer une commande directement en ligne. Le systeme genere automatiquement un devis professionnel numerate.</w:t>
+      </w:r>
+    </w:p>
+    <w:p>
+      <w:pPr>
+        <w:spacing w:after="100" w:before="0"/>
+      </w:pPr>
+      <w:r>
+        <w:t xml:space="preserve"/>
+      </w:r>
+    </w:p>
+    <w:p>
+      <w:pPr>
+        <w:pStyle w:val="Heading2"/>
+        <w:spacing w:after="100" w:before="240"/>
+      </w:pPr>
+      <w:r>
+        <w:rPr>
+          <w:rFonts w:ascii="Arial" w:cs="Arial" w:eastAsia="Arial" w:hAnsi="Arial"/>
+          <w:b/>
+          <w:bCs/>
+          <w:color w:val="6B1A2B"/>
+          <w:sz w:val="24"/>
+          <w:szCs w:val="24"/>
+        </w:rPr>
+        <w:t xml:space="preserve">5.1 Comment fonctionne une commande</w:t>
       </w:r>
     </w:p>
     <w:tbl>
@@ -3220,7 +3427,7 @@
                 <w:sz w:val="28"/>
                 <w:szCs w:val="28"/>
               </w:rPr>
-              <w:t xml:space="preserve">3</w:t>
+              <w:t xml:space="preserve">1</w:t>
             </w:r>
           </w:p>
         </w:tc>
@@ -3254,7 +3461,7 @@
                 <w:sz w:val="21"/>
                 <w:szCs w:val="21"/>
               </w:rPr>
-              <w:t xml:space="preserve">Affichage automatique</w:t>
+              <w:t xml:space="preserve">Le client remplit le formulaire</w:t>
             </w:r>
           </w:p>
           <w:p>
@@ -3268,7 +3475,7 @@
                 <w:sz w:val="20"/>
                 <w:szCs w:val="20"/>
               </w:rPr>
-              <w:t xml:space="preserve">Les prix sur toutes les pages s'actualisent immediatement dans la devise choisie.</w:t>
+              <w:t xml:space="preserve">Sur la page Commande, il choisit ses produits, ses quantites, indique ses coordonnees et son mode de livraison.</w:t>
             </w:r>
           </w:p>
         </w:tc>
@@ -3280,131 +3487,6 @@
       </w:pPr>
       <w:r>
         <w:t xml:space="preserve"/>
-      </w:r>
-    </w:p>
-    <w:tbl>
-      <w:tblPr>
-        <w:tblW w:type="dxa" w:w="9026"/>
-        <w:tblBorders>
-          <w:top w:val="single" w:color="auto" w:sz="4"/>
-          <w:left w:val="single" w:color="auto" w:sz="4"/>
-          <w:bottom w:val="single" w:color="auto" w:sz="4"/>
-          <w:right w:val="single" w:color="auto" w:sz="4"/>
-          <w:insideH w:val="single" w:color="auto" w:sz="4"/>
-          <w:insideV w:val="single" w:color="auto" w:sz="4"/>
-        </w:tblBorders>
-      </w:tblPr>
-      <w:tblGrid>
-        <w:gridCol w:w="9026"/>
-      </w:tblGrid>
-      <w:tr>
-        <w:tc>
-          <w:tcPr>
-            <w:tcW w:type="dxa" w:w="9026"/>
-            <w:tcBorders>
-              <w:top w:val="single" w:color="E65100" w:sz="1"/>
-              <w:left w:val="single" w:color="E65100" w:sz="14"/>
-              <w:bottom w:val="single" w:color="E65100" w:sz="1"/>
-              <w:right w:val="single" w:color="FFF3E0" w:sz="1"/>
-            </w:tcBorders>
-            <w:shd w:fill="FFF3E0" w:val="clear"/>
-            <w:tcMar>
-              <w:top w:type="dxa" w:w="120"/>
-              <w:left w:type="dxa" w:w="220"/>
-              <w:bottom w:type="dxa" w:w="120"/>
-              <w:right w:type="dxa" w:w="220"/>
-            </w:tcMar>
-          </w:tcPr>
-          <w:p>
-            <w:pPr>
-              <w:spacing w:after="60" w:before="0"/>
-            </w:pPr>
-            <w:r>
-              <w:rPr>
-                <w:rFonts w:ascii="Arial" w:cs="Arial" w:eastAsia="Arial" w:hAnsi="Arial"/>
-                <w:b/>
-                <w:bCs/>
-                <w:color w:val="E65100"/>
-                <w:sz w:val="21"/>
-                <w:szCs w:val="21"/>
-              </w:rPr>
-              <w:t xml:space="preserve">⚠️  Important</w:t>
-            </w:r>
-          </w:p>
-          <w:p>
-            <w:pPr>
-              <w:spacing w:after="0" w:before="0"/>
-            </w:pPr>
-            <w:r>
-              <w:rPr>
-                <w:rFonts w:ascii="Arial" w:cs="Arial" w:eastAsia="Arial" w:hAnsi="Arial"/>
-                <w:color w:val="1A1A1A"/>
-                <w:sz w:val="20"/>
-                <w:szCs w:val="20"/>
-              </w:rPr>
-              <w:t xml:space="preserve">Les taux de conversion sont indicatifs. Pour des commandes reelles, les prix definitifs en FCFA sont ceux qui font foi. Pensez a le preciser a vos clients.</w:t>
-            </w:r>
-          </w:p>
-        </w:tc>
-      </w:tr>
-    </w:tbl>
-    <w:p>
-      <w:pPr>
-        <w:spacing w:after="200" w:before="0"/>
-      </w:pPr>
-      <w:r>
-        <w:t xml:space="preserve"/>
-      </w:r>
-    </w:p>
-    <w:p>
-      <w:pPr>
-        <w:pStyle w:val="Heading1"/>
-        <w:pBdr>
-          <w:bottom w:val="single" w:color="C9A84C" w:sz="4" w:space="5"/>
-        </w:pBdr>
-        <w:spacing w:after="160" w:before="360"/>
-      </w:pPr>
-      <w:r>
-        <w:rPr>
-          <w:rFonts w:ascii="Arial" w:cs="Arial" w:eastAsia="Arial" w:hAnsi="Arial"/>
-          <w:b/>
-          <w:bCs/>
-          <w:color w:val="4D0F1C"/>
-          <w:sz w:val="30"/>
-          <w:szCs w:val="30"/>
-        </w:rPr>
-        <w:t xml:space="preserve">5. Catalogue PDF</w:t>
-      </w:r>
-    </w:p>
-    <w:p>
-      <w:pPr>
-        <w:spacing w:after="100" w:before="60"/>
-      </w:pPr>
-      <w:r>
-        <w:rPr>
-          <w:rFonts w:ascii="Arial" w:cs="Arial" w:eastAsia="Arial" w:hAnsi="Arial"/>
-          <w:color w:val="1A1A1A"/>
-          <w:sz w:val="21"/>
-          <w:szCs w:val="21"/>
-        </w:rPr>
-        <w:t xml:space="preserve">Votre site permet aux visiteurs de telecharger votre catalogue produits en PDF directement depuis la page Catalogue.</w:t>
-      </w:r>
-    </w:p>
-    <w:p>
-      <w:pPr>
-        <w:pStyle w:val="Heading2"/>
-        <w:spacing w:after="100" w:before="240"/>
-      </w:pPr>
-      <w:r>
-        <w:rPr>
-          <w:rFonts w:ascii="Arial" w:cs="Arial" w:eastAsia="Arial" w:hAnsi="Arial"/>
-          <w:b/>
-          <w:bCs/>
-          <w:color w:val="6B1A2B"/>
-          <w:sz w:val="24"/>
-          <w:szCs w:val="24"/>
-        </w:rPr>
-        <w:t xml:space="preserve">5.1 Comment un client telecharge le catalogue</w:t>
       </w:r>
     </w:p>
     <w:tbl>
@@ -3455,7 +3537,7 @@
                 <w:sz w:val="28"/>
                 <w:szCs w:val="28"/>
               </w:rPr>
-              <w:t xml:space="preserve">1</w:t>
+              <w:t xml:space="preserve">2</w:t>
             </w:r>
           </w:p>
         </w:tc>
@@ -3489,7 +3571,7 @@
                 <w:sz w:val="21"/>
                 <w:szCs w:val="21"/>
               </w:rPr>
-              <w:t xml:space="preserve">Aller sur la page Catalogue</w:t>
+              <w:t xml:space="preserve">Le devis est genere</w:t>
             </w:r>
           </w:p>
           <w:p>
@@ -3503,7 +3585,7 @@
                 <w:sz w:val="20"/>
                 <w:szCs w:val="20"/>
               </w:rPr>
-              <w:t xml:space="preserve">Cliquer sur "Catalogue" dans le menu de navigation.</w:t>
+              <w:t xml:space="preserve">Un document devis professionnel est cree automatiquement avec un numero unique (ex : AWF-240001). Il s'affiche a l'ecran.</w:t>
             </w:r>
           </w:p>
         </w:tc>
@@ -3565,7 +3647,7 @@
                 <w:sz w:val="28"/>
                 <w:szCs w:val="28"/>
               </w:rPr>
-              <w:t xml:space="preserve">2</w:t>
+              <w:t xml:space="preserve">3</w:t>
             </w:r>
           </w:p>
         </w:tc>
@@ -3599,7 +3681,7 @@
                 <w:sz w:val="21"/>
                 <w:szCs w:val="21"/>
               </w:rPr>
-              <w:t xml:space="preserve">Cliquer sur le bouton de telechargement</w:t>
+              <w:t xml:space="preserve">Le devis est envoye par WhatsApp</w:t>
             </w:r>
           </w:p>
           <w:p>
@@ -3613,162 +3695,12 @@
                 <w:sz w:val="20"/>
                 <w:szCs w:val="20"/>
               </w:rPr>
-              <w:t xml:space="preserve">Un bouton "Telecharger le catalogue PDF" est visible sur la page. Le fichier PDF se telecharge automatiquement.</w:t>
+              <w:t xml:space="preserve">Le client peut envoyer le devis directement sur votre WhatsApp en un clic. Vous recevez tous les details de la commande.</w:t>
             </w:r>
           </w:p>
         </w:tc>
       </w:tr>
     </w:tbl>
-    <w:p>
-      <w:pPr>
-        <w:spacing w:after="100" w:before="0"/>
-      </w:pPr>
-      <w:r>
-        <w:t xml:space="preserve"/>
-      </w:r>
-    </w:p>
-    <w:p>
-      <w:pPr>
-        <w:pStyle w:val="Heading2"/>
-        <w:spacing w:after="100" w:before="240"/>
-      </w:pPr>
-      <w:r>
-        <w:rPr>
-          <w:rFonts w:ascii="Arial" w:cs="Arial" w:eastAsia="Arial" w:hAnsi="Arial"/>
-          <w:b/>
-          <w:bCs/>
-          <w:color w:val="6B1A2B"/>
-          <w:sz w:val="24"/>
-          <w:szCs w:val="24"/>
-        </w:rPr>
-        <w:t xml:space="preserve">5.2 Mettre a jour le catalogue PDF</w:t>
-      </w:r>
-    </w:p>
-    <w:tbl>
-      <w:tblPr>
-        <w:tblW w:type="dxa" w:w="9026"/>
-        <w:tblBorders>
-          <w:top w:val="single" w:color="auto" w:sz="4"/>
-          <w:left w:val="single" w:color="auto" w:sz="4"/>
-          <w:bottom w:val="single" w:color="auto" w:sz="4"/>
-          <w:right w:val="single" w:color="auto" w:sz="4"/>
-          <w:insideH w:val="single" w:color="auto" w:sz="4"/>
-          <w:insideV w:val="single" w:color="auto" w:sz="4"/>
-        </w:tblBorders>
-      </w:tblPr>
-      <w:tblGrid>
-        <w:gridCol w:w="9026"/>
-      </w:tblGrid>
-      <w:tr>
-        <w:tc>
-          <w:tcPr>
-            <w:tcW w:type="dxa" w:w="9026"/>
-            <w:tcBorders>
-              <w:top w:val="single" w:color="E65100" w:sz="1"/>
-              <w:left w:val="single" w:color="E65100" w:sz="14"/>
-              <w:bottom w:val="single" w:color="E65100" w:sz="1"/>
-              <w:right w:val="single" w:color="FFF3E0" w:sz="1"/>
-            </w:tcBorders>
-            <w:shd w:fill="FFF3E0" w:val="clear"/>
-            <w:tcMar>
-              <w:top w:type="dxa" w:w="120"/>
-              <w:left w:type="dxa" w:w="220"/>
-              <w:bottom w:type="dxa" w:w="120"/>
-              <w:right w:type="dxa" w:w="220"/>
-            </w:tcMar>
-          </w:tcPr>
-          <w:p>
-            <w:pPr>
-              <w:spacing w:after="60" w:before="0"/>
-            </w:pPr>
-            <w:r>
-              <w:rPr>
-                <w:rFonts w:ascii="Arial" w:cs="Arial" w:eastAsia="Arial" w:hAnsi="Arial"/>
-                <w:b/>
-                <w:bCs/>
-                <w:color w:val="E65100"/>
-                <w:sz w:val="21"/>
-                <w:szCs w:val="21"/>
-              </w:rPr>
-              <w:t xml:space="preserve">📞  Action a faire avec votre prestataire</w:t>
-            </w:r>
-          </w:p>
-          <w:p>
-            <w:pPr>
-              <w:spacing w:after="0" w:before="0"/>
-            </w:pPr>
-            <w:r>
-              <w:rPr>
-                <w:rFonts w:ascii="Arial" w:cs="Arial" w:eastAsia="Arial" w:hAnsi="Arial"/>
-                <w:color w:val="1A1A1A"/>
-                <w:sz w:val="20"/>
-                <w:szCs w:val="20"/>
-              </w:rPr>
-              <w:t xml:space="preserve">Pour remplacer le catalogue PDF par une version plus recente, envoyez le nouveau fichier PDF a votre prestataire par WhatsApp ou email. Il effectuera la mise en ligne sous 48h.</w:t>
-            </w:r>
-          </w:p>
-        </w:tc>
-      </w:tr>
-    </w:tbl>
-    <w:p>
-      <w:pPr>
-        <w:spacing w:after="200" w:before="0"/>
-      </w:pPr>
-      <w:r>
-        <w:t xml:space="preserve"/>
-      </w:r>
-    </w:p>
-    <w:p>
-      <w:pPr>
-        <w:pStyle w:val="Heading1"/>
-        <w:pBdr>
-          <w:bottom w:val="single" w:color="C9A84C" w:sz="4" w:space="5"/>
-        </w:pBdr>
-        <w:spacing w:after="160" w:before="360"/>
-      </w:pPr>
-      <w:r>
-        <w:rPr>
-          <w:rFonts w:ascii="Arial" w:cs="Arial" w:eastAsia="Arial" w:hAnsi="Arial"/>
-          <w:b/>
-          <w:bCs/>
-          <w:color w:val="4D0F1C"/>
-          <w:sz w:val="30"/>
-          <w:szCs w:val="30"/>
-        </w:rPr>
-        <w:t xml:space="preserve">6. Recevoir des messages et commandes</w:t>
-      </w:r>
-    </w:p>
-    <w:p>
-      <w:pPr>
-        <w:pStyle w:val="Heading2"/>
-        <w:spacing w:after="100" w:before="240"/>
-      </w:pPr>
-      <w:r>
-        <w:rPr>
-          <w:rFonts w:ascii="Arial" w:cs="Arial" w:eastAsia="Arial" w:hAnsi="Arial"/>
-          <w:b/>
-          <w:bCs/>
-          <w:color w:val="6B1A2B"/>
-          <w:sz w:val="24"/>
-          <w:szCs w:val="24"/>
-        </w:rPr>
-        <w:t xml:space="preserve">6.1 Formulaire de contact</w:t>
-      </w:r>
-    </w:p>
-    <w:p>
-      <w:pPr>
-        <w:spacing w:after="100" w:before="60"/>
-      </w:pPr>
-      <w:r>
-        <w:rPr>
-          <w:rFonts w:ascii="Arial" w:cs="Arial" w:eastAsia="Arial" w:hAnsi="Arial"/>
-          <w:color w:val="1A1A1A"/>
-          <w:sz w:val="21"/>
-          <w:szCs w:val="21"/>
-        </w:rPr>
-        <w:t xml:space="preserve">Quand un visiteur remplit le formulaire de contact sur votre site, vous recevez un email a votre adresse professionnelle.</w:t>
-      </w:r>
-    </w:p>
     <w:p>
       <w:pPr>
         <w:spacing w:after="100" w:before="0"/>
@@ -3825,7 +3757,7 @@
                 <w:sz w:val="28"/>
                 <w:szCs w:val="28"/>
               </w:rPr>
-              <w:t xml:space="preserve">1</w:t>
+              <w:t xml:space="preserve">4</w:t>
             </w:r>
           </w:p>
         </w:tc>
@@ -3859,7 +3791,7 @@
                 <w:sz w:val="21"/>
                 <w:szCs w:val="21"/>
               </w:rPr>
-              <w:t xml:space="preserve">Verifier votre boite email regulierement</w:t>
+              <w:t xml:space="preserve">Vous confirmez et livrez</w:t>
             </w:r>
           </w:p>
           <w:p>
@@ -3873,7 +3805,7 @@
                 <w:sz w:val="20"/>
                 <w:szCs w:val="20"/>
               </w:rPr>
-              <w:t xml:space="preserve">Les messages des clients arrivent sur contact@africawinefood.com (ou l'adresse configuree lors de la mise en ligne).</w:t>
+              <w:t xml:space="preserve">Vous appelez ou envoyez un message pour confirmer les details de paiement et de livraison.</w:t>
             </w:r>
           </w:p>
         </w:tc>
@@ -3885,6 +3817,314 @@
       </w:pPr>
       <w:r>
         <w:t xml:space="preserve"/>
+      </w:r>
+    </w:p>
+    <w:p>
+      <w:pPr>
+        <w:pStyle w:val="Heading2"/>
+        <w:spacing w:after="100" w:before="240"/>
+      </w:pPr>
+      <w:r>
+        <w:rPr>
+          <w:rFonts w:ascii="Arial" w:cs="Arial" w:eastAsia="Arial" w:hAnsi="Arial"/>
+          <w:b/>
+          <w:bCs/>
+          <w:color w:val="6B1A2B"/>
+          <w:sz w:val="24"/>
+          <w:szCs w:val="24"/>
+        </w:rPr>
+        <w:t xml:space="preserve">5.2 Voir et imprimer un devis</w:t>
+      </w:r>
+    </w:p>
+    <w:p>
+      <w:pPr>
+        <w:spacing w:after="100" w:before="60"/>
+      </w:pPr>
+      <w:r>
+        <w:rPr>
+          <w:rFonts w:ascii="Arial" w:cs="Arial" w:eastAsia="Arial" w:hAnsi="Arial"/>
+          <w:color w:val="1A1A1A"/>
+          <w:sz w:val="21"/>
+          <w:szCs w:val="21"/>
+        </w:rPr>
+        <w:t xml:space="preserve">Le devis s'affiche dans une page dediee. Depuis cette page, vous pouvez :</w:t>
+      </w:r>
+    </w:p>
+    <w:p>
+      <w:pPr>
+        <w:pStyle w:val="ListParagraph"/>
+        <w:numPr>
+          <w:ilvl w:val="0"/>
+          <w:numId w:val="2"/>
+        </w:numPr>
+        <w:spacing w:after="60" w:before="40"/>
+      </w:pPr>
+      <w:r>
+        <w:rPr>
+          <w:rFonts w:ascii="Arial" w:cs="Arial" w:eastAsia="Arial" w:hAnsi="Arial"/>
+          <w:color w:val="1A1A1A"/>
+          <w:sz w:val="21"/>
+          <w:szCs w:val="21"/>
+        </w:rPr>
+        <w:t xml:space="preserve">Imprimer le devis (bouton "Imprimer le devis")</w:t>
+      </w:r>
+    </w:p>
+    <w:p>
+      <w:pPr>
+        <w:pStyle w:val="ListParagraph"/>
+        <w:numPr>
+          <w:ilvl w:val="0"/>
+          <w:numId w:val="2"/>
+        </w:numPr>
+        <w:spacing w:after="60" w:before="40"/>
+      </w:pPr>
+      <w:r>
+        <w:rPr>
+          <w:rFonts w:ascii="Arial" w:cs="Arial" w:eastAsia="Arial" w:hAnsi="Arial"/>
+          <w:color w:val="1A1A1A"/>
+          <w:sz w:val="21"/>
+          <w:szCs w:val="21"/>
+        </w:rPr>
+        <w:t xml:space="preserve">L'envoyer par WhatsApp directement au client</w:t>
+      </w:r>
+    </w:p>
+    <w:p>
+      <w:pPr>
+        <w:pStyle w:val="ListParagraph"/>
+        <w:numPr>
+          <w:ilvl w:val="0"/>
+          <w:numId w:val="2"/>
+        </w:numPr>
+        <w:spacing w:after="60" w:before="40"/>
+      </w:pPr>
+      <w:r>
+        <w:rPr>
+          <w:rFonts w:ascii="Arial" w:cs="Arial" w:eastAsia="Arial" w:hAnsi="Arial"/>
+          <w:color w:val="1A1A1A"/>
+          <w:sz w:val="21"/>
+          <w:szCs w:val="21"/>
+        </w:rPr>
+        <w:t xml:space="preserve">Revenir au formulaire de commande pour modifications</w:t>
+      </w:r>
+    </w:p>
+    <w:p>
+      <w:pPr>
+        <w:spacing w:after="100" w:before="0"/>
+      </w:pPr>
+      <w:r>
+        <w:t xml:space="preserve"/>
+      </w:r>
+    </w:p>
+    <w:tbl>
+      <w:tblPr>
+        <w:tblW w:type="dxa" w:w="9026"/>
+        <w:tblBorders>
+          <w:top w:val="single" w:color="auto" w:sz="4"/>
+          <w:left w:val="single" w:color="auto" w:sz="4"/>
+          <w:bottom w:val="single" w:color="auto" w:sz="4"/>
+          <w:right w:val="single" w:color="auto" w:sz="4"/>
+          <w:insideH w:val="single" w:color="auto" w:sz="4"/>
+          <w:insideV w:val="single" w:color="auto" w:sz="4"/>
+        </w:tblBorders>
+      </w:tblPr>
+      <w:tblGrid>
+        <w:gridCol w:w="9026"/>
+      </w:tblGrid>
+      <w:tr>
+        <w:tc>
+          <w:tcPr>
+            <w:tcW w:type="dxa" w:w="9026"/>
+            <w:tcBorders>
+              <w:top w:val="single" w:color="1565C0" w:sz="1"/>
+              <w:left w:val="single" w:color="1565C0" w:sz="14"/>
+              <w:bottom w:val="single" w:color="1565C0" w:sz="1"/>
+              <w:right w:val="single" w:color="E3F2FD" w:sz="1"/>
+            </w:tcBorders>
+            <w:shd w:fill="E3F2FD" w:val="clear"/>
+            <w:tcMar>
+              <w:top w:type="dxa" w:w="120"/>
+              <w:left w:type="dxa" w:w="220"/>
+              <w:bottom w:type="dxa" w:w="120"/>
+              <w:right w:type="dxa" w:w="220"/>
+            </w:tcMar>
+          </w:tcPr>
+          <w:p>
+            <w:pPr>
+              <w:spacing w:after="60" w:before="0"/>
+            </w:pPr>
+            <w:r>
+              <w:rPr>
+                <w:rFonts w:ascii="Arial" w:cs="Arial" w:eastAsia="Arial" w:hAnsi="Arial"/>
+                <w:b/>
+                <w:bCs/>
+                <w:color w:val="1565C0"/>
+                <w:sz w:val="21"/>
+                <w:szCs w:val="21"/>
+              </w:rPr>
+              <w:t xml:space="preserve">💡  Conseil</w:t>
+            </w:r>
+          </w:p>
+          <w:p>
+            <w:pPr>
+              <w:spacing w:after="0" w:before="0"/>
+            </w:pPr>
+            <w:r>
+              <w:rPr>
+                <w:rFonts w:ascii="Arial" w:cs="Arial" w:eastAsia="Arial" w:hAnsi="Arial"/>
+                <w:color w:val="1A1A1A"/>
+                <w:sz w:val="20"/>
+                <w:szCs w:val="20"/>
+              </w:rPr>
+              <w:t xml:space="preserve">Imprimez ou sauvegardez le devis en PDF depuis votre navigateur (Imprimer &gt; Enregistrer en PDF) pour le conserver dans vos archives.</w:t>
+            </w:r>
+          </w:p>
+        </w:tc>
+      </w:tr>
+    </w:tbl>
+    <w:p>
+      <w:pPr>
+        <w:spacing w:after="200" w:before="0"/>
+      </w:pPr>
+      <w:r>
+        <w:t xml:space="preserve"/>
+      </w:r>
+    </w:p>
+    <w:p>
+      <w:r>
+        <w:br w:type="page"/>
+      </w:r>
+    </w:p>
+    <w:p>
+      <w:pPr>
+        <w:pStyle w:val="Heading1"/>
+        <w:pBdr>
+          <w:bottom w:val="single" w:color="C9A84C" w:sz="4" w:space="5"/>
+        </w:pBdr>
+        <w:spacing w:after="160" w:before="360"/>
+      </w:pPr>
+      <w:r>
+        <w:rPr>
+          <w:rFonts w:ascii="Arial" w:cs="Arial" w:eastAsia="Arial" w:hAnsi="Arial"/>
+          <w:b/>
+          <w:bCs/>
+          <w:color w:val="4D0F1C"/>
+          <w:sz w:val="30"/>
+          <w:szCs w:val="30"/>
+        </w:rPr>
+        <w:t xml:space="preserve">6. Consulter l'historique des commandes (Admin)</w:t>
+      </w:r>
+    </w:p>
+    <w:p>
+      <w:pPr>
+        <w:spacing w:after="100" w:before="60"/>
+      </w:pPr>
+      <w:r>
+        <w:rPr>
+          <w:rFonts w:ascii="Arial" w:cs="Arial" w:eastAsia="Arial" w:hAnsi="Arial"/>
+          <w:color w:val="1A1A1A"/>
+          <w:sz w:val="21"/>
+          <w:szCs w:val="21"/>
+        </w:rPr>
+        <w:t xml:space="preserve">Une page speciale vous permet de consulter et gerer toutes les commandes passees depuis le site. Cette page est protegee par un mot de passe.</w:t>
+      </w:r>
+    </w:p>
+    <w:p>
+      <w:pPr>
+        <w:spacing w:after="100" w:before="0"/>
+      </w:pPr>
+      <w:r>
+        <w:t xml:space="preserve"/>
+      </w:r>
+    </w:p>
+    <w:tbl>
+      <w:tblPr>
+        <w:tblW w:type="dxa" w:w="9026"/>
+        <w:tblBorders>
+          <w:top w:val="single" w:color="auto" w:sz="4"/>
+          <w:left w:val="single" w:color="auto" w:sz="4"/>
+          <w:bottom w:val="single" w:color="auto" w:sz="4"/>
+          <w:right w:val="single" w:color="auto" w:sz="4"/>
+          <w:insideH w:val="single" w:color="auto" w:sz="4"/>
+          <w:insideV w:val="single" w:color="auto" w:sz="4"/>
+        </w:tblBorders>
+      </w:tblPr>
+      <w:tblGrid>
+        <w:gridCol w:w="9026"/>
+      </w:tblGrid>
+      <w:tr>
+        <w:tc>
+          <w:tcPr>
+            <w:tcW w:type="dxa" w:w="9026"/>
+            <w:tcBorders>
+              <w:top w:val="single" w:color="E65100" w:sz="1"/>
+              <w:left w:val="single" w:color="E65100" w:sz="14"/>
+              <w:bottom w:val="single" w:color="E65100" w:sz="1"/>
+              <w:right w:val="single" w:color="FFF3E0" w:sz="1"/>
+            </w:tcBorders>
+            <w:shd w:fill="FFF3E0" w:val="clear"/>
+            <w:tcMar>
+              <w:top w:type="dxa" w:w="120"/>
+              <w:left w:type="dxa" w:w="220"/>
+              <w:bottom w:type="dxa" w:w="120"/>
+              <w:right w:type="dxa" w:w="220"/>
+            </w:tcMar>
+          </w:tcPr>
+          <w:p>
+            <w:pPr>
+              <w:spacing w:after="60" w:before="0"/>
+            </w:pPr>
+            <w:r>
+              <w:rPr>
+                <w:rFonts w:ascii="Arial" w:cs="Arial" w:eastAsia="Arial" w:hAnsi="Arial"/>
+                <w:b/>
+                <w:bCs/>
+                <w:color w:val="E65100"/>
+                <w:sz w:val="21"/>
+                <w:szCs w:val="21"/>
+              </w:rPr>
+              <w:t xml:space="preserve">🔒  Acces reserve</w:t>
+            </w:r>
+          </w:p>
+          <w:p>
+            <w:pPr>
+              <w:spacing w:after="0" w:before="0"/>
+            </w:pPr>
+            <w:r>
+              <w:rPr>
+                <w:rFonts w:ascii="Arial" w:cs="Arial" w:eastAsia="Arial" w:hAnsi="Arial"/>
+                <w:color w:val="1A1A1A"/>
+                <w:sz w:val="20"/>
+                <w:szCs w:val="20"/>
+              </w:rPr>
+              <w:t xml:space="preserve">La page d'historique (historique.html) est reservee a l'administrateur du site. Ne partagez pas le mot de passe avec les clients.</w:t>
+            </w:r>
+          </w:p>
+        </w:tc>
+      </w:tr>
+    </w:tbl>
+    <w:p>
+      <w:pPr>
+        <w:spacing w:after="100" w:before="0"/>
+      </w:pPr>
+      <w:r>
+        <w:t xml:space="preserve"/>
+      </w:r>
+    </w:p>
+    <w:p>
+      <w:pPr>
+        <w:pStyle w:val="Heading2"/>
+        <w:spacing w:after="100" w:before="240"/>
+      </w:pPr>
+      <w:r>
+        <w:rPr>
+          <w:rFonts w:ascii="Arial" w:cs="Arial" w:eastAsia="Arial" w:hAnsi="Arial"/>
+          <w:b/>
+          <w:bCs/>
+          <w:color w:val="6B1A2B"/>
+          <w:sz w:val="24"/>
+          <w:szCs w:val="24"/>
+        </w:rPr>
+        <w:t xml:space="preserve">6.1 Se connecter a l'administration</w:t>
       </w:r>
     </w:p>
     <w:tbl>
@@ -3935,7 +4175,7 @@
                 <w:sz w:val="28"/>
                 <w:szCs w:val="28"/>
               </w:rPr>
-              <w:t xml:space="preserve">2</w:t>
+              <w:t xml:space="preserve">1</w:t>
             </w:r>
           </w:p>
         </w:tc>
@@ -3969,7 +4209,7 @@
                 <w:sz w:val="21"/>
                 <w:szCs w:val="21"/>
               </w:rPr>
-              <w:t xml:space="preserve">Repondre dans les 24h</w:t>
+              <w:t xml:space="preserve">Acceder a la page</w:t>
             </w:r>
           </w:p>
           <w:p>
@@ -3983,7 +4223,7 @@
                 <w:sz w:val="20"/>
                 <w:szCs w:val="20"/>
               </w:rPr>
-              <w:t xml:space="preserve">Une reponse rapide augmente vos chances de convertir le contact en client. Vous pouvez repondre directement depuis votre messagerie.</w:t>
+              <w:t xml:space="preserve">Ouvrez votre navigateur et tapez : www.africawinefood.com/historique.html</w:t>
             </w:r>
           </w:p>
         </w:tc>
@@ -4045,7 +4285,7 @@
                 <w:sz w:val="28"/>
                 <w:szCs w:val="28"/>
               </w:rPr>
-              <w:t xml:space="preserve">3</w:t>
+              <w:t xml:space="preserve">2</w:t>
             </w:r>
           </w:p>
         </w:tc>
@@ -4079,7 +4319,7 @@
                 <w:sz w:val="21"/>
                 <w:szCs w:val="21"/>
               </w:rPr>
-              <w:t xml:space="preserve">Verifier les spams</w:t>
+              <w:t xml:space="preserve">Entrer le mot de passe</w:t>
             </w:r>
           </w:p>
           <w:p>
@@ -4093,7 +4333,7 @@
                 <w:sz w:val="20"/>
                 <w:szCs w:val="20"/>
               </w:rPr>
-              <w:t xml:space="preserve">Si vous ne recevez pas les messages, verifiez votre dossier "Spam" ou "Courrier indesirable". Ajoutez l'expediteur a vos contacts.</w:t>
+              <w:t xml:space="preserve">Un ecran de connexion s'affiche. Entrez le mot de passe administrateur qui vous a ete remis lors de la livraison du site.</w:t>
             </w:r>
           </w:p>
         </w:tc>
@@ -4107,37 +4347,108 @@
         <w:t xml:space="preserve"/>
       </w:r>
     </w:p>
-    <w:p>
-      <w:pPr>
-        <w:pStyle w:val="Heading2"/>
-        <w:spacing w:after="100" w:before="240"/>
-      </w:pPr>
-      <w:r>
-        <w:rPr>
-          <w:rFonts w:ascii="Arial" w:cs="Arial" w:eastAsia="Arial" w:hAnsi="Arial"/>
-          <w:b/>
-          <w:bCs/>
-          <w:color w:val="6B1A2B"/>
-          <w:sz w:val="24"/>
-          <w:szCs w:val="24"/>
-        </w:rPr>
-        <w:t xml:space="preserve">6.2 Formulaire de commande</w:t>
-      </w:r>
-    </w:p>
-    <w:p>
-      <w:pPr>
-        <w:spacing w:after="100" w:before="60"/>
-      </w:pPr>
-      <w:r>
-        <w:rPr>
-          <w:rFonts w:ascii="Arial" w:cs="Arial" w:eastAsia="Arial" w:hAnsi="Arial"/>
-          <w:color w:val="1A1A1A"/>
-          <w:sz w:val="21"/>
-          <w:szCs w:val="21"/>
-        </w:rPr>
-        <w:t xml:space="preserve">Le formulaire de commande permet aux clients de passer une commande directement depuis le site. Vous recevez les details complets par email : produits, quantites, coordonnees, adresse.</w:t>
-      </w:r>
-    </w:p>
+    <w:tbl>
+      <w:tblPr>
+        <w:tblW w:type="dxa" w:w="9026"/>
+        <w:tblBorders>
+          <w:top w:val="single" w:color="auto" w:sz="4"/>
+          <w:left w:val="single" w:color="auto" w:sz="4"/>
+          <w:bottom w:val="single" w:color="auto" w:sz="4"/>
+          <w:right w:val="single" w:color="auto" w:sz="4"/>
+          <w:insideH w:val="single" w:color="auto" w:sz="4"/>
+          <w:insideV w:val="single" w:color="auto" w:sz="4"/>
+        </w:tblBorders>
+      </w:tblPr>
+      <w:tblGrid>
+        <w:gridCol w:w="700"/>
+        <w:gridCol w:w="8326"/>
+      </w:tblGrid>
+      <w:tr>
+        <w:tc>
+          <w:tcPr>
+            <w:tcW w:type="dxa" w:w="700"/>
+            <w:tcBorders>
+              <w:top w:val="none" w:color="FFFFFF" w:sz="0"/>
+              <w:left w:val="none" w:color="FFFFFF" w:sz="0"/>
+              <w:bottom w:val="none" w:color="FFFFFF" w:sz="0"/>
+              <w:right w:val="none" w:color="FFFFFF" w:sz="0"/>
+            </w:tcBorders>
+            <w:shd w:fill="4D0F1C" w:val="clear"/>
+            <w:tcMar>
+              <w:top w:type="dxa" w:w="120"/>
+              <w:left w:type="dxa" w:w="0"/>
+              <w:bottom w:type="dxa" w:w="120"/>
+              <w:right w:type="dxa" w:w="0"/>
+            </w:tcMar>
+            <w:vAlign w:val="center"/>
+          </w:tcPr>
+          <w:p>
+            <w:pPr>
+              <w:jc w:val="center"/>
+            </w:pPr>
+            <w:r>
+              <w:rPr>
+                <w:rFonts w:ascii="Arial" w:cs="Arial" w:eastAsia="Arial" w:hAnsi="Arial"/>
+                <w:b/>
+                <w:bCs/>
+                <w:color w:val="C9A84C"/>
+                <w:sz w:val="28"/>
+                <w:szCs w:val="28"/>
+              </w:rPr>
+              <w:t xml:space="preserve">3</w:t>
+            </w:r>
+          </w:p>
+        </w:tc>
+        <w:tc>
+          <w:tcPr>
+            <w:tcW w:type="dxa" w:w="8326"/>
+            <w:tcBorders>
+              <w:top w:val="single" w:color="C9A84C" w:sz="1"/>
+              <w:left w:val="none" w:color="FFFFFF" w:sz="0"/>
+              <w:bottom w:val="single" w:color="C9A84C" w:sz="1"/>
+              <w:right w:val="single" w:color="F5EDE0" w:sz="1"/>
+            </w:tcBorders>
+            <w:shd w:fill="F5EDE0" w:val="clear"/>
+            <w:tcMar>
+              <w:top w:type="dxa" w:w="100"/>
+              <w:left w:type="dxa" w:w="180"/>
+              <w:bottom w:type="dxa" w:w="100"/>
+              <w:right w:type="dxa" w:w="180"/>
+            </w:tcMar>
+          </w:tcPr>
+          <w:p>
+            <w:pPr>
+              <w:spacing w:after="40" w:before="0"/>
+            </w:pPr>
+            <w:r>
+              <w:rPr>
+                <w:rFonts w:ascii="Arial" w:cs="Arial" w:eastAsia="Arial" w:hAnsi="Arial"/>
+                <w:b/>
+                <w:bCs/>
+                <w:color w:val="6B1A2B"/>
+                <w:sz w:val="21"/>
+                <w:szCs w:val="21"/>
+              </w:rPr>
+              <w:t xml:space="preserve">Cliquer sur "Se connecter"</w:t>
+            </w:r>
+          </w:p>
+          <w:p>
+            <w:pPr>
+              <w:spacing w:after="0" w:before="0"/>
+            </w:pPr>
+            <w:r>
+              <w:rPr>
+                <w:rFonts w:ascii="Arial" w:cs="Arial" w:eastAsia="Arial" w:hAnsi="Arial"/>
+                <w:color w:val="1A1A1A"/>
+                <w:sz w:val="20"/>
+                <w:szCs w:val="20"/>
+              </w:rPr>
+              <w:t xml:space="preserve">Si le mot de passe est correct, l'historique des commandes s'affiche. La session reste active jusqu'a ce que vous cliquiez sur "Deconnexion".</w:t>
+            </w:r>
+          </w:p>
+        </w:tc>
+      </w:tr>
+    </w:tbl>
     <w:p>
       <w:pPr>
         <w:spacing w:after="100" w:before="0"/>
@@ -4166,12 +4477,12 @@
           <w:tcPr>
             <w:tcW w:type="dxa" w:w="9026"/>
             <w:tcBorders>
-              <w:top w:val="single" w:color="2E7D32" w:sz="1"/>
-              <w:left w:val="single" w:color="2E7D32" w:sz="14"/>
-              <w:bottom w:val="single" w:color="2E7D32" w:sz="1"/>
-              <w:right w:val="single" w:color="E8F5E9" w:sz="1"/>
-            </w:tcBorders>
-            <w:shd w:fill="E8F5E9" w:val="clear"/>
+              <w:top w:val="single" w:color="1565C0" w:sz="1"/>
+              <w:left w:val="single" w:color="1565C0" w:sz="14"/>
+              <w:bottom w:val="single" w:color="1565C0" w:sz="1"/>
+              <w:right w:val="single" w:color="E3F2FD" w:sz="1"/>
+            </w:tcBorders>
+            <w:shd w:fill="E3F2FD" w:val="clear"/>
             <w:tcMar>
               <w:top w:type="dxa" w:w="120"/>
               <w:left w:type="dxa" w:w="220"/>
@@ -4188,11 +4499,11 @@
                 <w:rFonts w:ascii="Arial" w:cs="Arial" w:eastAsia="Arial" w:hAnsi="Arial"/>
                 <w:b/>
                 <w:bCs/>
-                <w:color w:val="2E7D32"/>
+                <w:color w:val="1565C0"/>
                 <w:sz w:val="21"/>
                 <w:szCs w:val="21"/>
               </w:rPr>
-              <w:t xml:space="preserve">✅  Bonne pratique</w:t>
+              <w:t xml:space="preserve">💡  Astuce</w:t>
             </w:r>
           </w:p>
           <w:p>
@@ -4206,7 +4517,7 @@
                 <w:sz w:val="20"/>
                 <w:szCs w:val="20"/>
               </w:rPr>
-              <w:t xml:space="preserve">Appelez ou envoyez un message WhatsApp au client dans l'heure qui suit la reception d'une commande pour confirmer et preciser les details de livraison et de paiement.</w:t>
+              <w:t xml:space="preserve">Utilisez le bouton "oeil" a droite du champ mot de passe pour l'afficher et verifier que vous le saisissez correctement.</w:t>
             </w:r>
           </w:p>
         </w:tc>
@@ -4214,15 +4525,218 @@
     </w:tbl>
     <w:p>
       <w:pPr>
+        <w:spacing w:after="100" w:before="0"/>
+      </w:pPr>
+      <w:r>
+        <w:t xml:space="preserve"/>
+      </w:r>
+    </w:p>
+    <w:p>
+      <w:pPr>
+        <w:pStyle w:val="Heading2"/>
+        <w:spacing w:after="100" w:before="240"/>
+      </w:pPr>
+      <w:r>
+        <w:rPr>
+          <w:rFonts w:ascii="Arial" w:cs="Arial" w:eastAsia="Arial" w:hAnsi="Arial"/>
+          <w:b/>
+          <w:bCs/>
+          <w:color w:val="6B1A2B"/>
+          <w:sz w:val="24"/>
+          <w:szCs w:val="24"/>
+        </w:rPr>
+        <w:t xml:space="preserve">6.2 Utiliser l'historique des commandes</w:t>
+      </w:r>
+    </w:p>
+    <w:p>
+      <w:pPr>
+        <w:spacing w:after="100" w:before="60"/>
+      </w:pPr>
+      <w:r>
+        <w:rPr>
+          <w:rFonts w:ascii="Arial" w:cs="Arial" w:eastAsia="Arial" w:hAnsi="Arial"/>
+          <w:color w:val="1A1A1A"/>
+          <w:sz w:val="21"/>
+          <w:szCs w:val="21"/>
+        </w:rPr>
+        <w:t xml:space="preserve">Une fois connecte, vous voyez un tableau de bord avec toutes les commandes enregistrees :</w:t>
+      </w:r>
+    </w:p>
+    <w:p>
+      <w:pPr>
+        <w:pStyle w:val="ListParagraph"/>
+        <w:numPr>
+          <w:ilvl w:val="0"/>
+          <w:numId w:val="2"/>
+        </w:numPr>
+        <w:spacing w:after="60" w:before="40"/>
+      </w:pPr>
+      <w:r>
+        <w:rPr>
+          <w:rFonts w:ascii="Arial" w:cs="Arial" w:eastAsia="Arial" w:hAnsi="Arial"/>
+          <w:color w:val="1A1A1A"/>
+          <w:sz w:val="21"/>
+          <w:szCs w:val="21"/>
+        </w:rPr>
+        <w:t xml:space="preserve">Statistiques en haut — nombre total de devis, articles et montant cumule</w:t>
+      </w:r>
+    </w:p>
+    <w:p>
+      <w:pPr>
+        <w:pStyle w:val="ListParagraph"/>
+        <w:numPr>
+          <w:ilvl w:val="0"/>
+          <w:numId w:val="2"/>
+        </w:numPr>
+        <w:spacing w:after="60" w:before="40"/>
+      </w:pPr>
+      <w:r>
+        <w:rPr>
+          <w:rFonts w:ascii="Arial" w:cs="Arial" w:eastAsia="Arial" w:hAnsi="Arial"/>
+          <w:color w:val="1A1A1A"/>
+          <w:sz w:val="21"/>
+          <w:szCs w:val="21"/>
+        </w:rPr>
+        <w:t xml:space="preserve">Tri — classez les commandes par date, par nom de client ou par montant</w:t>
+      </w:r>
+    </w:p>
+    <w:p>
+      <w:pPr>
+        <w:pStyle w:val="ListParagraph"/>
+        <w:numPr>
+          <w:ilvl w:val="0"/>
+          <w:numId w:val="2"/>
+        </w:numPr>
+        <w:spacing w:after="60" w:before="40"/>
+      </w:pPr>
+      <w:r>
+        <w:rPr>
+          <w:rFonts w:ascii="Arial" w:cs="Arial" w:eastAsia="Arial" w:hAnsi="Arial"/>
+          <w:color w:val="1A1A1A"/>
+          <w:sz w:val="21"/>
+          <w:szCs w:val="21"/>
+        </w:rPr>
+        <w:t xml:space="preserve">Voir le devis — ouvre le document devis complet</w:t>
+      </w:r>
+    </w:p>
+    <w:p>
+      <w:pPr>
+        <w:pStyle w:val="ListParagraph"/>
+        <w:numPr>
+          <w:ilvl w:val="0"/>
+          <w:numId w:val="2"/>
+        </w:numPr>
+        <w:spacing w:after="60" w:before="40"/>
+      </w:pPr>
+      <w:r>
+        <w:rPr>
+          <w:rFonts w:ascii="Arial" w:cs="Arial" w:eastAsia="Arial" w:hAnsi="Arial"/>
+          <w:color w:val="1A1A1A"/>
+          <w:sz w:val="21"/>
+          <w:szCs w:val="21"/>
+        </w:rPr>
+        <w:t xml:space="preserve">WhatsApp — renvoie le recapitulatif de commande directement sur WhatsApp</w:t>
+      </w:r>
+    </w:p>
+    <w:p>
+      <w:pPr>
+        <w:pStyle w:val="ListParagraph"/>
+        <w:numPr>
+          <w:ilvl w:val="0"/>
+          <w:numId w:val="2"/>
+        </w:numPr>
+        <w:spacing w:after="60" w:before="40"/>
+      </w:pPr>
+      <w:r>
+        <w:rPr>
+          <w:rFonts w:ascii="Arial" w:cs="Arial" w:eastAsia="Arial" w:hAnsi="Arial"/>
+          <w:color w:val="1A1A1A"/>
+          <w:sz w:val="21"/>
+          <w:szCs w:val="21"/>
+        </w:rPr>
+        <w:t xml:space="preserve">Supprimer — supprime definitivement une commande de l'historique</w:t>
+      </w:r>
+    </w:p>
+    <w:p>
+      <w:pPr>
+        <w:spacing w:after="100" w:before="0"/>
+      </w:pPr>
+      <w:r>
+        <w:t xml:space="preserve"/>
+      </w:r>
+    </w:p>
+    <w:tbl>
+      <w:tblPr>
+        <w:tblW w:type="dxa" w:w="9026"/>
+        <w:tblBorders>
+          <w:top w:val="single" w:color="auto" w:sz="4"/>
+          <w:left w:val="single" w:color="auto" w:sz="4"/>
+          <w:bottom w:val="single" w:color="auto" w:sz="4"/>
+          <w:right w:val="single" w:color="auto" w:sz="4"/>
+          <w:insideH w:val="single" w:color="auto" w:sz="4"/>
+          <w:insideV w:val="single" w:color="auto" w:sz="4"/>
+        </w:tblBorders>
+      </w:tblPr>
+      <w:tblGrid>
+        <w:gridCol w:w="9026"/>
+      </w:tblGrid>
+      <w:tr>
+        <w:tc>
+          <w:tcPr>
+            <w:tcW w:type="dxa" w:w="9026"/>
+            <w:tcBorders>
+              <w:top w:val="single" w:color="E65100" w:sz="1"/>
+              <w:left w:val="single" w:color="E65100" w:sz="14"/>
+              <w:bottom w:val="single" w:color="E65100" w:sz="1"/>
+              <w:right w:val="single" w:color="FFF3E0" w:sz="1"/>
+            </w:tcBorders>
+            <w:shd w:fill="FFF3E0" w:val="clear"/>
+            <w:tcMar>
+              <w:top w:type="dxa" w:w="120"/>
+              <w:left w:type="dxa" w:w="220"/>
+              <w:bottom w:type="dxa" w:w="120"/>
+              <w:right w:type="dxa" w:w="220"/>
+            </w:tcMar>
+          </w:tcPr>
+          <w:p>
+            <w:pPr>
+              <w:spacing w:after="60" w:before="0"/>
+            </w:pPr>
+            <w:r>
+              <w:rPr>
+                <w:rFonts w:ascii="Arial" w:cs="Arial" w:eastAsia="Arial" w:hAnsi="Arial"/>
+                <w:b/>
+                <w:bCs/>
+                <w:color w:val="E65100"/>
+                <w:sz w:val="21"/>
+                <w:szCs w:val="21"/>
+              </w:rPr>
+              <w:t xml:space="preserve">⚠️  Attention — Suppression definitive</w:t>
+            </w:r>
+          </w:p>
+          <w:p>
+            <w:pPr>
+              <w:spacing w:after="0" w:before="0"/>
+            </w:pPr>
+            <w:r>
+              <w:rPr>
+                <w:rFonts w:ascii="Arial" w:cs="Arial" w:eastAsia="Arial" w:hAnsi="Arial"/>
+                <w:color w:val="1A1A1A"/>
+                <w:sz w:val="20"/>
+                <w:szCs w:val="20"/>
+              </w:rPr>
+              <w:t xml:space="preserve">La suppression d'un devis est irreversible. Assurez-vous d'avoir note ou imprime les informations importantes avant de supprimer.</w:t>
+            </w:r>
+          </w:p>
+        </w:tc>
+      </w:tr>
+    </w:tbl>
+    <w:p>
+      <w:pPr>
         <w:spacing w:after="200" w:before="0"/>
       </w:pPr>
       <w:r>
         <w:t xml:space="preserve"/>
-      </w:r>
-    </w:p>
-    <w:p>
-      <w:r>
-        <w:br w:type="page"/>
       </w:r>
     </w:p>
     <w:p>
@@ -4242,7 +4756,29 @@
           <w:sz w:val="30"/>
           <w:szCs w:val="30"/>
         </w:rPr>
-        <w:t xml:space="preserve">7. Votre hebergement web</w:t>
+        <w:t xml:space="preserve">7. Catalogue PDF</w:t>
+      </w:r>
+    </w:p>
+    <w:p>
+      <w:pPr>
+        <w:spacing w:after="100" w:before="60"/>
+      </w:pPr>
+      <w:r>
+        <w:rPr>
+          <w:rFonts w:ascii="Arial" w:cs="Arial" w:eastAsia="Arial" w:hAnsi="Arial"/>
+          <w:color w:val="1A1A1A"/>
+          <w:sz w:val="21"/>
+          <w:szCs w:val="21"/>
+        </w:rPr>
+        <w:t xml:space="preserve">Votre site permet aux visiteurs de telecharger votre catalogue produits en PDF depuis la page Catalogue.</w:t>
+      </w:r>
+    </w:p>
+    <w:p>
+      <w:pPr>
+        <w:spacing w:after="100" w:before="0"/>
+      </w:pPr>
+      <w:r>
+        <w:t xml:space="preserve"/>
       </w:r>
     </w:p>
     <w:p>
@@ -4259,23 +4795,221 @@
           <w:sz w:val="24"/>
           <w:szCs w:val="24"/>
         </w:rPr>
-        <w:t xml:space="preserve">7.1 Ce qu'est l'hebergement</w:t>
-      </w:r>
-    </w:p>
-    <w:p>
-      <w:pPr>
-        <w:spacing w:after="100" w:before="60"/>
-      </w:pPr>
-      <w:r>
-        <w:rPr>
-          <w:rFonts w:ascii="Arial" w:cs="Arial" w:eastAsia="Arial" w:hAnsi="Arial"/>
-          <w:color w:val="1A1A1A"/>
-          <w:sz w:val="21"/>
-          <w:szCs w:val="21"/>
-        </w:rPr>
-        <w:t xml:space="preserve">L'hebergement est le "serveur" qui stocke votre site et le rend accessible 24h/24 sur internet. C'est comme un loyer pour votre espace sur le web. Votre prestataire gere cela pour vous pendant 2 ans.</w:t>
-      </w:r>
-    </w:p>
+        <w:t xml:space="preserve">7.1 Comment un client telecharge le catalogue</w:t>
+      </w:r>
+    </w:p>
+    <w:tbl>
+      <w:tblPr>
+        <w:tblW w:type="dxa" w:w="9026"/>
+        <w:tblBorders>
+          <w:top w:val="single" w:color="auto" w:sz="4"/>
+          <w:left w:val="single" w:color="auto" w:sz="4"/>
+          <w:bottom w:val="single" w:color="auto" w:sz="4"/>
+          <w:right w:val="single" w:color="auto" w:sz="4"/>
+          <w:insideH w:val="single" w:color="auto" w:sz="4"/>
+          <w:insideV w:val="single" w:color="auto" w:sz="4"/>
+        </w:tblBorders>
+      </w:tblPr>
+      <w:tblGrid>
+        <w:gridCol w:w="700"/>
+        <w:gridCol w:w="8326"/>
+      </w:tblGrid>
+      <w:tr>
+        <w:tc>
+          <w:tcPr>
+            <w:tcW w:type="dxa" w:w="700"/>
+            <w:tcBorders>
+              <w:top w:val="none" w:color="FFFFFF" w:sz="0"/>
+              <w:left w:val="none" w:color="FFFFFF" w:sz="0"/>
+              <w:bottom w:val="none" w:color="FFFFFF" w:sz="0"/>
+              <w:right w:val="none" w:color="FFFFFF" w:sz="0"/>
+            </w:tcBorders>
+            <w:shd w:fill="4D0F1C" w:val="clear"/>
+            <w:tcMar>
+              <w:top w:type="dxa" w:w="120"/>
+              <w:left w:type="dxa" w:w="0"/>
+              <w:bottom w:type="dxa" w:w="120"/>
+              <w:right w:type="dxa" w:w="0"/>
+            </w:tcMar>
+            <w:vAlign w:val="center"/>
+          </w:tcPr>
+          <w:p>
+            <w:pPr>
+              <w:jc w:val="center"/>
+            </w:pPr>
+            <w:r>
+              <w:rPr>
+                <w:rFonts w:ascii="Arial" w:cs="Arial" w:eastAsia="Arial" w:hAnsi="Arial"/>
+                <w:b/>
+                <w:bCs/>
+                <w:color w:val="C9A84C"/>
+                <w:sz w:val="28"/>
+                <w:szCs w:val="28"/>
+              </w:rPr>
+              <w:t xml:space="preserve">1</w:t>
+            </w:r>
+          </w:p>
+        </w:tc>
+        <w:tc>
+          <w:tcPr>
+            <w:tcW w:type="dxa" w:w="8326"/>
+            <w:tcBorders>
+              <w:top w:val="single" w:color="C9A84C" w:sz="1"/>
+              <w:left w:val="none" w:color="FFFFFF" w:sz="0"/>
+              <w:bottom w:val="single" w:color="C9A84C" w:sz="1"/>
+              <w:right w:val="single" w:color="F5EDE0" w:sz="1"/>
+            </w:tcBorders>
+            <w:shd w:fill="F5EDE0" w:val="clear"/>
+            <w:tcMar>
+              <w:top w:type="dxa" w:w="100"/>
+              <w:left w:type="dxa" w:w="180"/>
+              <w:bottom w:type="dxa" w:w="100"/>
+              <w:right w:type="dxa" w:w="180"/>
+            </w:tcMar>
+          </w:tcPr>
+          <w:p>
+            <w:pPr>
+              <w:spacing w:after="40" w:before="0"/>
+            </w:pPr>
+            <w:r>
+              <w:rPr>
+                <w:rFonts w:ascii="Arial" w:cs="Arial" w:eastAsia="Arial" w:hAnsi="Arial"/>
+                <w:b/>
+                <w:bCs/>
+                <w:color w:val="6B1A2B"/>
+                <w:sz w:val="21"/>
+                <w:szCs w:val="21"/>
+              </w:rPr>
+              <w:t xml:space="preserve">Aller sur la page Catalogue</w:t>
+            </w:r>
+          </w:p>
+          <w:p>
+            <w:pPr>
+              <w:spacing w:after="0" w:before="0"/>
+            </w:pPr>
+            <w:r>
+              <w:rPr>
+                <w:rFonts w:ascii="Arial" w:cs="Arial" w:eastAsia="Arial" w:hAnsi="Arial"/>
+                <w:color w:val="1A1A1A"/>
+                <w:sz w:val="20"/>
+                <w:szCs w:val="20"/>
+              </w:rPr>
+              <w:t xml:space="preserve">Cliquer sur "Catalogue" dans le menu de navigation.</w:t>
+            </w:r>
+          </w:p>
+        </w:tc>
+      </w:tr>
+    </w:tbl>
+    <w:p>
+      <w:pPr>
+        <w:spacing w:after="100" w:before="0"/>
+      </w:pPr>
+      <w:r>
+        <w:t xml:space="preserve"/>
+      </w:r>
+    </w:p>
+    <w:tbl>
+      <w:tblPr>
+        <w:tblW w:type="dxa" w:w="9026"/>
+        <w:tblBorders>
+          <w:top w:val="single" w:color="auto" w:sz="4"/>
+          <w:left w:val="single" w:color="auto" w:sz="4"/>
+          <w:bottom w:val="single" w:color="auto" w:sz="4"/>
+          <w:right w:val="single" w:color="auto" w:sz="4"/>
+          <w:insideH w:val="single" w:color="auto" w:sz="4"/>
+          <w:insideV w:val="single" w:color="auto" w:sz="4"/>
+        </w:tblBorders>
+      </w:tblPr>
+      <w:tblGrid>
+        <w:gridCol w:w="700"/>
+        <w:gridCol w:w="8326"/>
+      </w:tblGrid>
+      <w:tr>
+        <w:tc>
+          <w:tcPr>
+            <w:tcW w:type="dxa" w:w="700"/>
+            <w:tcBorders>
+              <w:top w:val="none" w:color="FFFFFF" w:sz="0"/>
+              <w:left w:val="none" w:color="FFFFFF" w:sz="0"/>
+              <w:bottom w:val="none" w:color="FFFFFF" w:sz="0"/>
+              <w:right w:val="none" w:color="FFFFFF" w:sz="0"/>
+            </w:tcBorders>
+            <w:shd w:fill="4D0F1C" w:val="clear"/>
+            <w:tcMar>
+              <w:top w:type="dxa" w:w="120"/>
+              <w:left w:type="dxa" w:w="0"/>
+              <w:bottom w:type="dxa" w:w="120"/>
+              <w:right w:type="dxa" w:w="0"/>
+            </w:tcMar>
+            <w:vAlign w:val="center"/>
+          </w:tcPr>
+          <w:p>
+            <w:pPr>
+              <w:jc w:val="center"/>
+            </w:pPr>
+            <w:r>
+              <w:rPr>
+                <w:rFonts w:ascii="Arial" w:cs="Arial" w:eastAsia="Arial" w:hAnsi="Arial"/>
+                <w:b/>
+                <w:bCs/>
+                <w:color w:val="C9A84C"/>
+                <w:sz w:val="28"/>
+                <w:szCs w:val="28"/>
+              </w:rPr>
+              <w:t xml:space="preserve">2</w:t>
+            </w:r>
+          </w:p>
+        </w:tc>
+        <w:tc>
+          <w:tcPr>
+            <w:tcW w:type="dxa" w:w="8326"/>
+            <w:tcBorders>
+              <w:top w:val="single" w:color="C9A84C" w:sz="1"/>
+              <w:left w:val="none" w:color="FFFFFF" w:sz="0"/>
+              <w:bottom w:val="single" w:color="C9A84C" w:sz="1"/>
+              <w:right w:val="single" w:color="F5EDE0" w:sz="1"/>
+            </w:tcBorders>
+            <w:shd w:fill="F5EDE0" w:val="clear"/>
+            <w:tcMar>
+              <w:top w:type="dxa" w:w="100"/>
+              <w:left w:type="dxa" w:w="180"/>
+              <w:bottom w:type="dxa" w:w="100"/>
+              <w:right w:type="dxa" w:w="180"/>
+            </w:tcMar>
+          </w:tcPr>
+          <w:p>
+            <w:pPr>
+              <w:spacing w:after="40" w:before="0"/>
+            </w:pPr>
+            <w:r>
+              <w:rPr>
+                <w:rFonts w:ascii="Arial" w:cs="Arial" w:eastAsia="Arial" w:hAnsi="Arial"/>
+                <w:b/>
+                <w:bCs/>
+                <w:color w:val="6B1A2B"/>
+                <w:sz w:val="21"/>
+                <w:szCs w:val="21"/>
+              </w:rPr>
+              <w:t xml:space="preserve">Cliquer sur le bouton de telechargement</w:t>
+            </w:r>
+          </w:p>
+          <w:p>
+            <w:pPr>
+              <w:spacing w:after="0" w:before="0"/>
+            </w:pPr>
+            <w:r>
+              <w:rPr>
+                <w:rFonts w:ascii="Arial" w:cs="Arial" w:eastAsia="Arial" w:hAnsi="Arial"/>
+                <w:color w:val="1A1A1A"/>
+                <w:sz w:val="20"/>
+                <w:szCs w:val="20"/>
+              </w:rPr>
+              <w:t xml:space="preserve">Un bouton "Telecharger le catalogue PDF" est visible sur la page. Le fichier se telecharge automatiquement.</w:t>
+            </w:r>
+          </w:p>
+        </w:tc>
+      </w:tr>
+    </w:tbl>
     <w:p>
       <w:pPr>
         <w:spacing w:after="100" w:before="0"/>
@@ -4298,7 +5032,162 @@
           <w:sz w:val="24"/>
           <w:szCs w:val="24"/>
         </w:rPr>
-        <w:t xml:space="preserve">7.2 Vos identifiants (a conserver precieusement)</w:t>
+        <w:t xml:space="preserve">7.2 Mettre a jour le catalogue PDF</w:t>
+      </w:r>
+    </w:p>
+    <w:tbl>
+      <w:tblPr>
+        <w:tblW w:type="dxa" w:w="9026"/>
+        <w:tblBorders>
+          <w:top w:val="single" w:color="auto" w:sz="4"/>
+          <w:left w:val="single" w:color="auto" w:sz="4"/>
+          <w:bottom w:val="single" w:color="auto" w:sz="4"/>
+          <w:right w:val="single" w:color="auto" w:sz="4"/>
+          <w:insideH w:val="single" w:color="auto" w:sz="4"/>
+          <w:insideV w:val="single" w:color="auto" w:sz="4"/>
+        </w:tblBorders>
+      </w:tblPr>
+      <w:tblGrid>
+        <w:gridCol w:w="9026"/>
+      </w:tblGrid>
+      <w:tr>
+        <w:tc>
+          <w:tcPr>
+            <w:tcW w:type="dxa" w:w="9026"/>
+            <w:tcBorders>
+              <w:top w:val="single" w:color="E65100" w:sz="1"/>
+              <w:left w:val="single" w:color="E65100" w:sz="14"/>
+              <w:bottom w:val="single" w:color="E65100" w:sz="1"/>
+              <w:right w:val="single" w:color="FFF3E0" w:sz="1"/>
+            </w:tcBorders>
+            <w:shd w:fill="FFF3E0" w:val="clear"/>
+            <w:tcMar>
+              <w:top w:type="dxa" w:w="120"/>
+              <w:left w:type="dxa" w:w="220"/>
+              <w:bottom w:type="dxa" w:w="120"/>
+              <w:right w:type="dxa" w:w="220"/>
+            </w:tcMar>
+          </w:tcPr>
+          <w:p>
+            <w:pPr>
+              <w:spacing w:after="60" w:before="0"/>
+            </w:pPr>
+            <w:r>
+              <w:rPr>
+                <w:rFonts w:ascii="Arial" w:cs="Arial" w:eastAsia="Arial" w:hAnsi="Arial"/>
+                <w:b/>
+                <w:bCs/>
+                <w:color w:val="E65100"/>
+                <w:sz w:val="21"/>
+                <w:szCs w:val="21"/>
+              </w:rPr>
+              <w:t xml:space="preserve">📞  Action a faire avec votre prestataire</w:t>
+            </w:r>
+          </w:p>
+          <w:p>
+            <w:pPr>
+              <w:spacing w:after="0" w:before="0"/>
+            </w:pPr>
+            <w:r>
+              <w:rPr>
+                <w:rFonts w:ascii="Arial" w:cs="Arial" w:eastAsia="Arial" w:hAnsi="Arial"/>
+                <w:color w:val="1A1A1A"/>
+                <w:sz w:val="20"/>
+                <w:szCs w:val="20"/>
+              </w:rPr>
+              <w:t xml:space="preserve">Pour remplacer le catalogue PDF par une version plus recente, envoyez le nouveau fichier PDF a votre prestataire par WhatsApp ou email. Il effectuera la mise en ligne sous 48h.</w:t>
+            </w:r>
+          </w:p>
+        </w:tc>
+      </w:tr>
+    </w:tbl>
+    <w:p>
+      <w:pPr>
+        <w:spacing w:after="200" w:before="0"/>
+      </w:pPr>
+      <w:r>
+        <w:t xml:space="preserve"/>
+      </w:r>
+    </w:p>
+    <w:p>
+      <w:r>
+        <w:br w:type="page"/>
+      </w:r>
+    </w:p>
+    <w:p>
+      <w:pPr>
+        <w:pStyle w:val="Heading1"/>
+        <w:pBdr>
+          <w:bottom w:val="single" w:color="C9A84C" w:sz="4" w:space="5"/>
+        </w:pBdr>
+        <w:spacing w:after="160" w:before="360"/>
+      </w:pPr>
+      <w:r>
+        <w:rPr>
+          <w:rFonts w:ascii="Arial" w:cs="Arial" w:eastAsia="Arial" w:hAnsi="Arial"/>
+          <w:b/>
+          <w:bCs/>
+          <w:color w:val="4D0F1C"/>
+          <w:sz w:val="30"/>
+          <w:szCs w:val="30"/>
+        </w:rPr>
+        <w:t xml:space="preserve">8. Votre hebergement web</w:t>
+      </w:r>
+    </w:p>
+    <w:p>
+      <w:pPr>
+        <w:pStyle w:val="Heading2"/>
+        <w:spacing w:after="100" w:before="240"/>
+      </w:pPr>
+      <w:r>
+        <w:rPr>
+          <w:rFonts w:ascii="Arial" w:cs="Arial" w:eastAsia="Arial" w:hAnsi="Arial"/>
+          <w:b/>
+          <w:bCs/>
+          <w:color w:val="6B1A2B"/>
+          <w:sz w:val="24"/>
+          <w:szCs w:val="24"/>
+        </w:rPr>
+        <w:t xml:space="preserve">8.1 Ce qu'est l'hebergement</w:t>
+      </w:r>
+    </w:p>
+    <w:p>
+      <w:pPr>
+        <w:spacing w:after="100" w:before="60"/>
+      </w:pPr>
+      <w:r>
+        <w:rPr>
+          <w:rFonts w:ascii="Arial" w:cs="Arial" w:eastAsia="Arial" w:hAnsi="Arial"/>
+          <w:color w:val="1A1A1A"/>
+          <w:sz w:val="21"/>
+          <w:szCs w:val="21"/>
+        </w:rPr>
+        <w:t xml:space="preserve">L'hebergement est le 'serveur' qui stocke votre site et le rend accessible 24h/24 sur internet. Votre prestataire gere cela pour vous pendant 2 ans.</w:t>
+      </w:r>
+    </w:p>
+    <w:p>
+      <w:pPr>
+        <w:spacing w:after="100" w:before="0"/>
+      </w:pPr>
+      <w:r>
+        <w:t xml:space="preserve"/>
+      </w:r>
+    </w:p>
+    <w:p>
+      <w:pPr>
+        <w:pStyle w:val="Heading2"/>
+        <w:spacing w:after="100" w:before="240"/>
+      </w:pPr>
+      <w:r>
+        <w:rPr>
+          <w:rFonts w:ascii="Arial" w:cs="Arial" w:eastAsia="Arial" w:hAnsi="Arial"/>
+          <w:b/>
+          <w:bCs/>
+          <w:color w:val="6B1A2B"/>
+          <w:sz w:val="24"/>
+          <w:szCs w:val="24"/>
+        </w:rPr>
+        <w:t xml:space="preserve">8.2 Vos informations (a conserver precieusement)</w:t>
       </w:r>
     </w:p>
     <w:tbl>
@@ -4657,7 +5546,7 @@
                 <w:sz w:val="20"/>
                 <w:szCs w:val="20"/>
               </w:rPr>
-              <w:t xml:space="preserve">Email pro</w:t>
+              <w:t xml:space="preserve">Email professionnel</w:t>
             </w:r>
           </w:p>
         </w:tc>
@@ -4687,6 +5576,68 @@
                 <w:szCs w:val="20"/>
               </w:rPr>
               <w:t xml:space="preserve">contact@africawinefood.com</w:t>
+            </w:r>
+          </w:p>
+        </w:tc>
+      </w:tr>
+      <w:tr>
+        <w:tc>
+          <w:tcPr>
+            <w:tcW w:type="dxa" w:w="3500"/>
+            <w:tcBorders>
+              <w:top w:val="single" w:color="DDDDDD" w:sz="1"/>
+              <w:left w:val="single" w:color="DDDDDD" w:sz="1"/>
+              <w:bottom w:val="single" w:color="DDDDDD" w:sz="1"/>
+              <w:right w:val="single" w:color="DDDDDD" w:sz="1"/>
+            </w:tcBorders>
+            <w:shd w:fill="F5EDE0" w:val="clear"/>
+            <w:tcMar>
+              <w:top w:type="dxa" w:w="90"/>
+              <w:left w:type="dxa" w:w="140"/>
+              <w:bottom w:type="dxa" w:w="90"/>
+              <w:right w:type="dxa" w:w="140"/>
+            </w:tcMar>
+          </w:tcPr>
+          <w:p>
+            <w:r>
+              <w:rPr>
+                <w:rFonts w:ascii="Arial" w:cs="Arial" w:eastAsia="Arial" w:hAnsi="Arial"/>
+                <w:b/>
+                <w:bCs/>
+                <w:color w:val="6B1A2B"/>
+                <w:sz w:val="20"/>
+                <w:szCs w:val="20"/>
+              </w:rPr>
+              <w:t xml:space="preserve">Mot de passe admin</w:t>
+            </w:r>
+          </w:p>
+        </w:tc>
+        <w:tc>
+          <w:tcPr>
+            <w:tcW w:type="dxa" w:w="5526"/>
+            <w:tcBorders>
+              <w:top w:val="single" w:color="DDDDDD" w:sz="1"/>
+              <w:left w:val="single" w:color="DDDDDD" w:sz="1"/>
+              <w:bottom w:val="single" w:color="DDDDDD" w:sz="1"/>
+              <w:right w:val="single" w:color="DDDDDD" w:sz="1"/>
+            </w:tcBorders>
+            <w:shd w:fill="F7F3ED" w:val="clear"/>
+            <w:tcMar>
+              <w:top w:type="dxa" w:w="90"/>
+              <w:left w:type="dxa" w:w="140"/>
+              <w:bottom w:type="dxa" w:w="90"/>
+              <w:right w:type="dxa" w:w="140"/>
+            </w:tcMar>
+          </w:tcPr>
+          <w:p>
+            <w:r>
+              <w:rPr>
+                <w:rFonts w:ascii="Arial" w:cs="Arial" w:eastAsia="Arial" w:hAnsi="Arial"/>
+                <w:color w:val="1A1A1A"/>
+                <w:sz w:val="20"/>
+                <w:szCs w:val="20"/>
+              </w:rPr>
+              <w:t xml:space="preserve">Remis en main propre lors de la livraison</w:t>
             </w:r>
           </w:p>
         </w:tc>
@@ -4760,7 +5711,7 @@
                 <w:sz w:val="20"/>
                 <w:szCs w:val="20"/>
               </w:rPr>
-              <w:t xml:space="preserve">Votre prestataire vous remettra les identifiants d'acces a l'hebergement lors de la livraison. Notez-les dans un endroit sur. Ne les partagez avec personne d'autre que votre prestataire de confiance.</w:t>
+              <w:t xml:space="preserve">Votre prestataire vous remettra les identifiants d'acces a l'hebergement ET le mot de passe admin lors de la livraison. Notez-les dans un endroit sur. Ne les partagez avec personne d'autre que votre prestataire de confiance.</w:t>
             </w:r>
           </w:p>
         </w:tc>
@@ -4772,6 +5723,11 @@
       </w:pPr>
       <w:r>
         <w:t xml:space="preserve"/>
+      </w:r>
+    </w:p>
+    <w:p>
+      <w:r>
+        <w:br w:type="page"/>
       </w:r>
     </w:p>
     <w:p>
@@ -4791,7 +5747,7 @@
           <w:sz w:val="30"/>
           <w:szCs w:val="30"/>
         </w:rPr>
-        <w:t xml:space="preserve">8. Mettre a jour le contenu du site</w:t>
+        <w:t xml:space="preserve">9. Mettre a jour le contenu du site</w:t>
       </w:r>
     </w:p>
     <w:p>
@@ -5402,7 +6358,7 @@
                 <w:sz w:val="20"/>
                 <w:szCs w:val="20"/>
               </w:rPr>
-              <w:t xml:space="preserve">Modification majeure de design</w:t>
+              <w:t xml:space="preserve">Changer le mot de passe admin</w:t>
             </w:r>
           </w:p>
         </w:tc>
@@ -5431,6 +6387,95 @@
                 <w:sz w:val="20"/>
                 <w:szCs w:val="20"/>
               </w:rPr>
+              <w:t xml:space="preserve">24h</w:t>
+            </w:r>
+          </w:p>
+        </w:tc>
+        <w:tc>
+          <w:tcPr>
+            <w:tcW w:type="dxa" w:w="4326"/>
+            <w:tcBorders>
+              <w:top w:val="single" w:color="DDDDDD" w:sz="1"/>
+              <w:left w:val="single" w:color="DDDDDD" w:sz="1"/>
+              <w:bottom w:val="single" w:color="DDDDDD" w:sz="1"/>
+              <w:right w:val="single" w:color="DDDDDD" w:sz="1"/>
+            </w:tcBorders>
+            <w:shd w:fill="F7F3ED" w:val="clear"/>
+            <w:tcMar>
+              <w:top w:type="dxa" w:w="80"/>
+              <w:left w:type="dxa" w:w="130"/>
+              <w:bottom w:type="dxa" w:w="80"/>
+              <w:right w:type="dxa" w:w="130"/>
+            </w:tcMar>
+          </w:tcPr>
+          <w:p>
+            <w:r>
+              <w:rPr>
+                <w:rFonts w:ascii="Arial" w:cs="Arial" w:eastAsia="Arial" w:hAnsi="Arial"/>
+                <w:color w:val="1A1A1A"/>
+                <w:sz w:val="20"/>
+                <w:szCs w:val="20"/>
+              </w:rPr>
+              <w:t xml:space="preserve">Contacter le prestataire — confidentialite</w:t>
+            </w:r>
+          </w:p>
+        </w:tc>
+      </w:tr>
+      <w:tr>
+        <w:tc>
+          <w:tcPr>
+            <w:tcW w:type="dxa" w:w="3200"/>
+            <w:tcBorders>
+              <w:top w:val="single" w:color="DDDDDD" w:sz="1"/>
+              <w:left w:val="single" w:color="DDDDDD" w:sz="1"/>
+              <w:bottom w:val="single" w:color="DDDDDD" w:sz="1"/>
+              <w:right w:val="single" w:color="DDDDDD" w:sz="1"/>
+            </w:tcBorders>
+            <w:shd w:fill="FFFFFF" w:val="clear"/>
+            <w:tcMar>
+              <w:top w:type="dxa" w:w="80"/>
+              <w:left w:type="dxa" w:w="130"/>
+              <w:bottom w:type="dxa" w:w="80"/>
+              <w:right w:type="dxa" w:w="130"/>
+            </w:tcMar>
+          </w:tcPr>
+          <w:p>
+            <w:r>
+              <w:rPr>
+                <w:rFonts w:ascii="Arial" w:cs="Arial" w:eastAsia="Arial" w:hAnsi="Arial"/>
+                <w:color w:val="1A1A1A"/>
+                <w:sz w:val="20"/>
+                <w:szCs w:val="20"/>
+              </w:rPr>
+              <w:t xml:space="preserve">Modification majeure de design</w:t>
+            </w:r>
+          </w:p>
+        </w:tc>
+        <w:tc>
+          <w:tcPr>
+            <w:tcW w:type="dxa" w:w="1500"/>
+            <w:tcBorders>
+              <w:top w:val="single" w:color="DDDDDD" w:sz="1"/>
+              <w:left w:val="single" w:color="DDDDDD" w:sz="1"/>
+              <w:bottom w:val="single" w:color="DDDDDD" w:sz="1"/>
+              <w:right w:val="single" w:color="DDDDDD" w:sz="1"/>
+            </w:tcBorders>
+            <w:shd w:fill="FFFFFF" w:val="clear"/>
+            <w:tcMar>
+              <w:top w:type="dxa" w:w="80"/>
+              <w:left w:type="dxa" w:w="130"/>
+              <w:bottom w:type="dxa" w:w="80"/>
+              <w:right w:type="dxa" w:w="130"/>
+            </w:tcMar>
+          </w:tcPr>
+          <w:p>
+            <w:r>
+              <w:rPr>
+                <w:rFonts w:ascii="Arial" w:cs="Arial" w:eastAsia="Arial" w:hAnsi="Arial"/>
+                <w:color w:val="1A1A1A"/>
+                <w:sz w:val="20"/>
+                <w:szCs w:val="20"/>
+              </w:rPr>
               <w:t xml:space="preserve">Sur devis</w:t>
             </w:r>
           </w:p>
@@ -5444,7 +6489,7 @@
               <w:bottom w:val="single" w:color="DDDDDD" w:sz="1"/>
               <w:right w:val="single" w:color="DDDDDD" w:sz="1"/>
             </w:tcBorders>
-            <w:shd w:fill="F7F3ED" w:val="clear"/>
+            <w:shd w:fill="FFFFFF" w:val="clear"/>
             <w:tcMar>
               <w:top w:type="dxa" w:w="80"/>
               <w:left w:type="dxa" w:w="130"/>
@@ -5491,7 +6536,7 @@
           <w:sz w:val="30"/>
           <w:szCs w:val="30"/>
         </w:rPr>
-        <w:t xml:space="preserve">9. Promouvoir votre site</w:t>
+        <w:t xml:space="preserve">10. Promouvoir votre site</w:t>
       </w:r>
     </w:p>
     <w:p>
@@ -5530,7 +6575,7 @@
           <w:sz w:val="24"/>
           <w:szCs w:val="24"/>
         </w:rPr>
-        <w:t xml:space="preserve">Sur WhatsApp</w:t>
+        <w:t xml:space="preserve">Sur WhatsApp Business</w:t>
       </w:r>
     </w:p>
     <w:p>
@@ -5549,7 +6594,7 @@
           <w:sz w:val="21"/>
           <w:szCs w:val="21"/>
         </w:rPr>
-        <w:t xml:space="preserve">Ajoutez www.africawinefood.com dans votre message de statut WhatsApp Business</w:t>
+        <w:t xml:space="preserve">Ajoutez www.africawinefood.com dans votre message de statut</w:t>
       </w:r>
     </w:p>
     <w:p>
@@ -5587,7 +6632,26 @@
           <w:sz w:val="21"/>
           <w:szCs w:val="21"/>
         </w:rPr>
-        <w:t xml:space="preserve">Partagez des captures d'ecran des pages dans vos discussions de groupe</w:t>
+        <w:t xml:space="preserve">Partagez des captures d'ecran dans vos discussions de groupe</w:t>
+      </w:r>
+    </w:p>
+    <w:p>
+      <w:pPr>
+        <w:pStyle w:val="ListParagraph"/>
+        <w:numPr>
+          <w:ilvl w:val="0"/>
+          <w:numId w:val="2"/>
+        </w:numPr>
+        <w:spacing w:after="60" w:before="40"/>
+      </w:pPr>
+      <w:r>
+        <w:rPr>
+          <w:rFonts w:ascii="Arial" w:cs="Arial" w:eastAsia="Arial" w:hAnsi="Arial"/>
+          <w:color w:val="1A1A1A"/>
+          <w:sz w:val="21"/>
+          <w:szCs w:val="21"/>
+        </w:rPr>
+        <w:t xml:space="preserve">Utilisez le bouton WhatsApp du site pour envoyer des devis directement</w:t>
       </w:r>
     </w:p>
     <w:p>
@@ -5858,7 +6922,7 @@
           <w:sz w:val="30"/>
           <w:szCs w:val="30"/>
         </w:rPr>
-        <w:t xml:space="preserve">10. Contacter le support technique</w:t>
+        <w:t xml:space="preserve">11. Contacter le support technique</w:t>
       </w:r>
     </w:p>
     <w:p>
@@ -5872,7 +6936,7 @@
           <w:sz w:val="21"/>
           <w:szCs w:val="21"/>
         </w:rPr>
-        <w:t xml:space="preserve">Pour toute question, probleme ou demande de modification sur votre site, contactez votre prestataire :</w:t>
+        <w:t xml:space="preserve">Pour toute question, probleme ou demande de modification, contactez votre prestataire :</w:t>
       </w:r>
     </w:p>
     <w:p>
@@ -6116,7 +7180,7 @@
           <w:sz w:val="24"/>
           <w:szCs w:val="24"/>
         </w:rPr>
-        <w:t xml:space="preserve">10.1 Signaler un probleme</w:t>
+        <w:t xml:space="preserve">11.1 Signaler un probleme</w:t>
       </w:r>
     </w:p>
     <w:p>
@@ -6130,7 +7194,7 @@
           <w:sz w:val="21"/>
           <w:szCs w:val="21"/>
         </w:rPr>
-        <w:t xml:space="preserve">Si vous constatez un probleme sur votre site, voici les informations a communiquer a votre prestataire :</w:t>
+        <w:t xml:space="preserve">Si vous constatez un probleme sur votre site, communiquez ces informations a votre prestataire :</w:t>
       </w:r>
     </w:p>
     <w:p>
@@ -6149,7 +7213,7 @@
           <w:sz w:val="21"/>
           <w:szCs w:val="21"/>
         </w:rPr>
-        <w:t xml:space="preserve">La page concernee (ex: "la page Catalogue")</w:t>
+        <w:t xml:space="preserve">La page concernee (ex : "la page Catalogue")</w:t>
       </w:r>
     </w:p>
     <w:p>
@@ -6168,7 +7232,7 @@
           <w:sz w:val="21"/>
           <w:szCs w:val="21"/>
         </w:rPr>
-        <w:t xml:space="preserve">La description du probleme (ex: "le bouton ne fonctionne pas")</w:t>
+        <w:t xml:space="preserve">La description du probleme (ex : "le bouton de commande ne s'affiche pas")</w:t>
       </w:r>
     </w:p>
     <w:p>
@@ -6187,7 +7251,7 @@
           <w:sz w:val="21"/>
           <w:szCs w:val="21"/>
         </w:rPr>
-        <w:t xml:space="preserve">Le navigateur et l'appareil utilise (ex: "Chrome sur Android")</w:t>
+        <w:t xml:space="preserve">Le navigateur et l'appareil utilise (ex : "Chrome sur Android")</w:t>
       </w:r>
     </w:p>
     <w:p>
@@ -6277,7 +7341,7 @@
                 <w:sz w:val="20"/>
                 <w:szCs w:val="20"/>
               </w:rPr>
-              <w:t xml:space="preserve">Votre contrat inclut une maintenance de 2 ans. Les corrections de bugs et les petites mises a jour de contenu sont incluses. Les nouvelles fonctionnalites importantes font l'objet d'un devis separe.</w:t>
+              <w:t xml:space="preserve">Votre contrat inclut une maintenance de 2 ans. Les corrections de bugs et les petites mises a jour de contenu sont incluses. Les nouvelles fonctionnalites font l'objet d'un devis separe.</w:t>
             </w:r>
           </w:p>
         </w:tc>
@@ -6660,7 +7724,7 @@
                 <w:sz w:val="20"/>
                 <w:szCs w:val="20"/>
               </w:rPr>
-              <w:t xml:space="preserve">Recevoir commandes</w:t>
+              <w:t xml:space="preserve">Passer une commande</w:t>
             </w:r>
           </w:p>
         </w:tc>
@@ -6689,7 +7753,7 @@
                 <w:sz w:val="20"/>
                 <w:szCs w:val="20"/>
               </w:rPr>
-              <w:t xml:space="preserve">Verifier votre email contact@africawinefood.com</w:t>
+              <w:t xml:space="preserve">Menu &gt; Commande &gt; Remplir formulaire &gt; Generer devis</w:t>
             </w:r>
           </w:p>
         </w:tc>
@@ -6720,7 +7784,7 @@
                 <w:sz w:val="20"/>
                 <w:szCs w:val="20"/>
               </w:rPr>
-              <w:t xml:space="preserve">Partager le site</w:t>
+              <w:t xml:space="preserve">Consulter l'historique admin</w:t>
             </w:r>
           </w:p>
         </w:tc>
@@ -6749,7 +7813,7 @@
                 <w:sz w:val="20"/>
                 <w:szCs w:val="20"/>
               </w:rPr>
-              <w:t xml:space="preserve">Copier www.africawinefood.com et l'envoyer</w:t>
+              <w:t xml:space="preserve">Aller sur .../historique.html &gt; Entrer mot de passe</w:t>
             </w:r>
           </w:p>
         </w:tc>
@@ -6780,7 +7844,7 @@
                 <w:sz w:val="20"/>
                 <w:szCs w:val="20"/>
               </w:rPr>
-              <w:t xml:space="preserve">Modifier le contenu</w:t>
+              <w:t xml:space="preserve">Envoyer un devis par WhatsApp</w:t>
             </w:r>
           </w:p>
         </w:tc>
@@ -6809,7 +7873,7 @@
                 <w:sz w:val="20"/>
                 <w:szCs w:val="20"/>
               </w:rPr>
-              <w:t xml:space="preserve">Contacter le prestataire par WhatsApp ou email</w:t>
+              <w:t xml:space="preserve">Depuis le devis ou l'historique admin &gt; bouton WhatsApp</w:t>
             </w:r>
           </w:p>
         </w:tc>
@@ -6840,6 +7904,186 @@
                 <w:sz w:val="20"/>
                 <w:szCs w:val="20"/>
               </w:rPr>
+              <w:t xml:space="preserve">Recevoir les messages contact</w:t>
+            </w:r>
+          </w:p>
+        </w:tc>
+        <w:tc>
+          <w:tcPr>
+            <w:tcW w:type="dxa" w:w="5226"/>
+            <w:tcBorders>
+              <w:top w:val="single" w:color="DDDDDD" w:sz="1"/>
+              <w:left w:val="single" w:color="DDDDDD" w:sz="1"/>
+              <w:bottom w:val="single" w:color="DDDDDD" w:sz="1"/>
+              <w:right w:val="single" w:color="DDDDDD" w:sz="1"/>
+            </w:tcBorders>
+            <w:shd w:fill="F7F3ED" w:val="clear"/>
+            <w:tcMar>
+              <w:top w:type="dxa" w:w="80"/>
+              <w:left w:type="dxa" w:w="130"/>
+              <w:bottom w:type="dxa" w:w="80"/>
+              <w:right w:type="dxa" w:w="130"/>
+            </w:tcMar>
+          </w:tcPr>
+          <w:p>
+            <w:r>
+              <w:rPr>
+                <w:rFonts w:ascii="Arial" w:cs="Arial" w:eastAsia="Arial" w:hAnsi="Arial"/>
+                <w:color w:val="1A1A1A"/>
+                <w:sz w:val="20"/>
+                <w:szCs w:val="20"/>
+              </w:rPr>
+              <w:t xml:space="preserve">Verifier votre email contact@africawinefood.com</w:t>
+            </w:r>
+          </w:p>
+        </w:tc>
+      </w:tr>
+      <w:tr>
+        <w:tc>
+          <w:tcPr>
+            <w:tcW w:type="dxa" w:w="3800"/>
+            <w:tcBorders>
+              <w:top w:val="single" w:color="DDDDDD" w:sz="1"/>
+              <w:left w:val="single" w:color="DDDDDD" w:sz="1"/>
+              <w:bottom w:val="single" w:color="DDDDDD" w:sz="1"/>
+              <w:right w:val="single" w:color="DDDDDD" w:sz="1"/>
+            </w:tcBorders>
+            <w:shd w:fill="FFFFFF" w:val="clear"/>
+            <w:tcMar>
+              <w:top w:type="dxa" w:w="80"/>
+              <w:left w:type="dxa" w:w="130"/>
+              <w:bottom w:type="dxa" w:w="80"/>
+              <w:right w:type="dxa" w:w="130"/>
+            </w:tcMar>
+          </w:tcPr>
+          <w:p>
+            <w:r>
+              <w:rPr>
+                <w:rFonts w:ascii="Arial" w:cs="Arial" w:eastAsia="Arial" w:hAnsi="Arial"/>
+                <w:color w:val="1A1A1A"/>
+                <w:sz w:val="20"/>
+                <w:szCs w:val="20"/>
+              </w:rPr>
+              <w:t xml:space="preserve">Partager le site</w:t>
+            </w:r>
+          </w:p>
+        </w:tc>
+        <w:tc>
+          <w:tcPr>
+            <w:tcW w:type="dxa" w:w="5226"/>
+            <w:tcBorders>
+              <w:top w:val="single" w:color="DDDDDD" w:sz="1"/>
+              <w:left w:val="single" w:color="DDDDDD" w:sz="1"/>
+              <w:bottom w:val="single" w:color="DDDDDD" w:sz="1"/>
+              <w:right w:val="single" w:color="DDDDDD" w:sz="1"/>
+            </w:tcBorders>
+            <w:shd w:fill="FFFFFF" w:val="clear"/>
+            <w:tcMar>
+              <w:top w:type="dxa" w:w="80"/>
+              <w:left w:type="dxa" w:w="130"/>
+              <w:bottom w:type="dxa" w:w="80"/>
+              <w:right w:type="dxa" w:w="130"/>
+            </w:tcMar>
+          </w:tcPr>
+          <w:p>
+            <w:r>
+              <w:rPr>
+                <w:rFonts w:ascii="Arial" w:cs="Arial" w:eastAsia="Arial" w:hAnsi="Arial"/>
+                <w:color w:val="1A1A1A"/>
+                <w:sz w:val="20"/>
+                <w:szCs w:val="20"/>
+              </w:rPr>
+              <w:t xml:space="preserve">Copier www.africawinefood.com et l'envoyer</w:t>
+            </w:r>
+          </w:p>
+        </w:tc>
+      </w:tr>
+      <w:tr>
+        <w:tc>
+          <w:tcPr>
+            <w:tcW w:type="dxa" w:w="3800"/>
+            <w:tcBorders>
+              <w:top w:val="single" w:color="DDDDDD" w:sz="1"/>
+              <w:left w:val="single" w:color="DDDDDD" w:sz="1"/>
+              <w:bottom w:val="single" w:color="DDDDDD" w:sz="1"/>
+              <w:right w:val="single" w:color="DDDDDD" w:sz="1"/>
+            </w:tcBorders>
+            <w:shd w:fill="F7F3ED" w:val="clear"/>
+            <w:tcMar>
+              <w:top w:type="dxa" w:w="80"/>
+              <w:left w:type="dxa" w:w="130"/>
+              <w:bottom w:type="dxa" w:w="80"/>
+              <w:right w:type="dxa" w:w="130"/>
+            </w:tcMar>
+          </w:tcPr>
+          <w:p>
+            <w:r>
+              <w:rPr>
+                <w:rFonts w:ascii="Arial" w:cs="Arial" w:eastAsia="Arial" w:hAnsi="Arial"/>
+                <w:color w:val="1A1A1A"/>
+                <w:sz w:val="20"/>
+                <w:szCs w:val="20"/>
+              </w:rPr>
+              <w:t xml:space="preserve">Modifier le contenu</w:t>
+            </w:r>
+          </w:p>
+        </w:tc>
+        <w:tc>
+          <w:tcPr>
+            <w:tcW w:type="dxa" w:w="5226"/>
+            <w:tcBorders>
+              <w:top w:val="single" w:color="DDDDDD" w:sz="1"/>
+              <w:left w:val="single" w:color="DDDDDD" w:sz="1"/>
+              <w:bottom w:val="single" w:color="DDDDDD" w:sz="1"/>
+              <w:right w:val="single" w:color="DDDDDD" w:sz="1"/>
+            </w:tcBorders>
+            <w:shd w:fill="F7F3ED" w:val="clear"/>
+            <w:tcMar>
+              <w:top w:type="dxa" w:w="80"/>
+              <w:left w:type="dxa" w:w="130"/>
+              <w:bottom w:type="dxa" w:w="80"/>
+              <w:right w:type="dxa" w:w="130"/>
+            </w:tcMar>
+          </w:tcPr>
+          <w:p>
+            <w:r>
+              <w:rPr>
+                <w:rFonts w:ascii="Arial" w:cs="Arial" w:eastAsia="Arial" w:hAnsi="Arial"/>
+                <w:color w:val="1A1A1A"/>
+                <w:sz w:val="20"/>
+                <w:szCs w:val="20"/>
+              </w:rPr>
+              <w:t xml:space="preserve">Contacter le prestataire par WhatsApp ou email</w:t>
+            </w:r>
+          </w:p>
+        </w:tc>
+      </w:tr>
+      <w:tr>
+        <w:tc>
+          <w:tcPr>
+            <w:tcW w:type="dxa" w:w="3800"/>
+            <w:tcBorders>
+              <w:top w:val="single" w:color="DDDDDD" w:sz="1"/>
+              <w:left w:val="single" w:color="DDDDDD" w:sz="1"/>
+              <w:bottom w:val="single" w:color="DDDDDD" w:sz="1"/>
+              <w:right w:val="single" w:color="DDDDDD" w:sz="1"/>
+            </w:tcBorders>
+            <w:shd w:fill="FFFFFF" w:val="clear"/>
+            <w:tcMar>
+              <w:top w:type="dxa" w:w="80"/>
+              <w:left w:type="dxa" w:w="130"/>
+              <w:bottom w:type="dxa" w:w="80"/>
+              <w:right w:type="dxa" w:w="130"/>
+            </w:tcMar>
+          </w:tcPr>
+          <w:p>
+            <w:r>
+              <w:rPr>
+                <w:rFonts w:ascii="Arial" w:cs="Arial" w:eastAsia="Arial" w:hAnsi="Arial"/>
+                <w:color w:val="1A1A1A"/>
+                <w:sz w:val="20"/>
+                <w:szCs w:val="20"/>
+              </w:rPr>
               <w:t xml:space="preserve">Signaler un bug</w:t>
             </w:r>
           </w:p>
@@ -6853,7 +8097,7 @@
               <w:bottom w:val="single" w:color="DDDDDD" w:sz="1"/>
               <w:right w:val="single" w:color="DDDDDD" w:sz="1"/>
             </w:tcBorders>
-            <w:shd w:fill="F7F3ED" w:val="clear"/>
+            <w:shd w:fill="FFFFFF" w:val="clear"/>
             <w:tcMar>
               <w:top w:type="dxa" w:w="80"/>
               <w:left w:type="dxa" w:w="130"/>
@@ -7073,7 +8317,7 @@
         <w:sz w:val="18"/>
         <w:szCs w:val="18"/>
       </w:rPr>
-      <w:t xml:space="preserve">Version 1.0</w:t>
+      <w:t xml:space="preserve">Version 2.0</w:t>
     </w:r>
   </w:p>
 </w:hdr>
